--- a/mockups/compact-workspace/data/demo-export.docx
+++ b/mockups/compact-workspace/data/demo-export.docx
@@ -23,7 +23,7 @@
           <w:b/>
           <w:sz w:val="24"/>
         </w:rPr>
-        <w:t>1. Какой главный итог петровской эпохи был официально закреплён в 1721 году?</w:t>
+        <w:t>1. В каком году Россия была официально провозглашена империей?</w:t>
       </w:r>
     </w:p>
     <w:p>
@@ -40,7 +40,7 @@
         <w:t xml:space="preserve">A.  </w:t>
       </w:r>
       <w:r>
-        <w:t>Превращение Русского царства в Российскую империю</w:t>
+        <w:t>1721</w:t>
       </w:r>
     </w:p>
     <w:p>
@@ -57,7 +57,7 @@
         <w:t xml:space="preserve">B.  </w:t>
       </w:r>
       <w:r>
-        <w:t>Отмена крепостного права</w:t>
+        <w:t>1700</w:t>
       </w:r>
     </w:p>
     <w:p>
@@ -74,7 +74,7 @@
         <w:t xml:space="preserve">C.  </w:t>
       </w:r>
       <w:r>
-        <w:t>Создание Земского собора</w:t>
+        <w:t>1703</w:t>
       </w:r>
     </w:p>
     <w:p>
@@ -91,7 +91,7 @@
         <w:t xml:space="preserve">D.  </w:t>
       </w:r>
       <w:r>
-        <w:t>Перенос столицы обратно в Москву</w:t>
+        <w:t>1725</w:t>
       </w:r>
     </w:p>
     <w:p>
@@ -103,7 +103,247 @@
           <w:b/>
           <w:sz w:val="24"/>
         </w:rPr>
-        <w:t>2. Что стало одной из причин неудачи первого Азовского похода 1695 года?</w:t>
+        <w:t>2. К какой династии принадлежал Пётр I?</w:t>
+      </w:r>
+    </w:p>
+    <w:p>
+      <w:pPr>
+        <w:pStyle w:val="ListParagraph"/>
+        <w:spacing w:after="40"/>
+        <w:ind w:left="576"/>
+      </w:pPr>
+      <w:r>
+        <w:rPr>
+          <w:b/>
+          <w:color w:val="6622CC"/>
+        </w:rPr>
+        <w:t xml:space="preserve">A.  </w:t>
+      </w:r>
+      <w:r>
+        <w:t>Романовых</w:t>
+      </w:r>
+    </w:p>
+    <w:p>
+      <w:pPr>
+        <w:pStyle w:val="ListParagraph"/>
+        <w:spacing w:after="40"/>
+        <w:ind w:left="576"/>
+      </w:pPr>
+      <w:r>
+        <w:rPr>
+          <w:b/>
+          <w:color w:val="6622CC"/>
+        </w:rPr>
+        <w:t xml:space="preserve">B.  </w:t>
+      </w:r>
+      <w:r>
+        <w:t>Рюриковичей</w:t>
+      </w:r>
+    </w:p>
+    <w:p>
+      <w:pPr>
+        <w:pStyle w:val="ListParagraph"/>
+        <w:spacing w:after="40"/>
+        <w:ind w:left="576"/>
+      </w:pPr>
+      <w:r>
+        <w:rPr>
+          <w:b/>
+          <w:color w:val="6622CC"/>
+        </w:rPr>
+        <w:t xml:space="preserve">C.  </w:t>
+      </w:r>
+      <w:r>
+        <w:t>Годуновых</w:t>
+      </w:r>
+    </w:p>
+    <w:p>
+      <w:pPr>
+        <w:pStyle w:val="ListParagraph"/>
+        <w:spacing w:after="40"/>
+        <w:ind w:left="576"/>
+      </w:pPr>
+      <w:r>
+        <w:rPr>
+          <w:b/>
+          <w:color w:val="6622CC"/>
+        </w:rPr>
+        <w:t xml:space="preserve">D.  </w:t>
+      </w:r>
+      <w:r>
+        <w:t>Шуйских</w:t>
+      </w:r>
+    </w:p>
+    <w:p>
+      <w:pPr>
+        <w:spacing w:before="200" w:after="80"/>
+      </w:pPr>
+      <w:r>
+        <w:rPr>
+          <w:b/>
+          <w:sz w:val="24"/>
+        </w:rPr>
+        <w:t>3. Кто стал регентшей при Иване V и Петре I после событий 1682 года?</w:t>
+      </w:r>
+    </w:p>
+    <w:p>
+      <w:pPr>
+        <w:pStyle w:val="ListParagraph"/>
+        <w:spacing w:after="40"/>
+        <w:ind w:left="576"/>
+      </w:pPr>
+      <w:r>
+        <w:rPr>
+          <w:b/>
+          <w:color w:val="6622CC"/>
+        </w:rPr>
+        <w:t xml:space="preserve">A.  </w:t>
+      </w:r>
+      <w:r>
+        <w:t>Софья Алексеевна</w:t>
+      </w:r>
+    </w:p>
+    <w:p>
+      <w:pPr>
+        <w:pStyle w:val="ListParagraph"/>
+        <w:spacing w:after="40"/>
+        <w:ind w:left="576"/>
+      </w:pPr>
+      <w:r>
+        <w:rPr>
+          <w:b/>
+          <w:color w:val="6622CC"/>
+        </w:rPr>
+        <w:t xml:space="preserve">B.  </w:t>
+      </w:r>
+      <w:r>
+        <w:t>Екатерина I</w:t>
+      </w:r>
+    </w:p>
+    <w:p>
+      <w:pPr>
+        <w:pStyle w:val="ListParagraph"/>
+        <w:spacing w:after="40"/>
+        <w:ind w:left="576"/>
+      </w:pPr>
+      <w:r>
+        <w:rPr>
+          <w:b/>
+          <w:color w:val="6622CC"/>
+        </w:rPr>
+        <w:t xml:space="preserve">C.  </w:t>
+      </w:r>
+      <w:r>
+        <w:t>Анна Иоанновна</w:t>
+      </w:r>
+    </w:p>
+    <w:p>
+      <w:pPr>
+        <w:pStyle w:val="ListParagraph"/>
+        <w:spacing w:after="40"/>
+        <w:ind w:left="576"/>
+      </w:pPr>
+      <w:r>
+        <w:rPr>
+          <w:b/>
+          <w:color w:val="6622CC"/>
+        </w:rPr>
+        <w:t xml:space="preserve">D.  </w:t>
+      </w:r>
+      <w:r>
+        <w:t>Елизавета Петровна</w:t>
+      </w:r>
+    </w:p>
+    <w:p>
+      <w:pPr>
+        <w:spacing w:before="200" w:after="80"/>
+      </w:pPr>
+      <w:r>
+        <w:rPr>
+          <w:b/>
+          <w:sz w:val="24"/>
+        </w:rPr>
+        <w:t>4. Какие полки выросли из «потешных полков» Петра I?</w:t>
+      </w:r>
+    </w:p>
+    <w:p>
+      <w:pPr>
+        <w:pStyle w:val="ListParagraph"/>
+        <w:spacing w:after="40"/>
+        <w:ind w:left="576"/>
+      </w:pPr>
+      <w:r>
+        <w:rPr>
+          <w:b/>
+          <w:color w:val="6622CC"/>
+        </w:rPr>
+        <w:t xml:space="preserve">A.  </w:t>
+      </w:r>
+      <w:r>
+        <w:t>Преображенский и Семёновский</w:t>
+      </w:r>
+    </w:p>
+    <w:p>
+      <w:pPr>
+        <w:pStyle w:val="ListParagraph"/>
+        <w:spacing w:after="40"/>
+        <w:ind w:left="576"/>
+      </w:pPr>
+      <w:r>
+        <w:rPr>
+          <w:b/>
+          <w:color w:val="6622CC"/>
+        </w:rPr>
+        <w:t xml:space="preserve">B.  </w:t>
+      </w:r>
+      <w:r>
+        <w:t>Измайловский и Лейб-гвардии Конный</w:t>
+      </w:r>
+    </w:p>
+    <w:p>
+      <w:pPr>
+        <w:pStyle w:val="ListParagraph"/>
+        <w:spacing w:after="40"/>
+        <w:ind w:left="576"/>
+      </w:pPr>
+      <w:r>
+        <w:rPr>
+          <w:b/>
+          <w:color w:val="6622CC"/>
+        </w:rPr>
+        <w:t xml:space="preserve">C.  </w:t>
+      </w:r>
+      <w:r>
+        <w:t>Стрелецкий и Донской</w:t>
+      </w:r>
+    </w:p>
+    <w:p>
+      <w:pPr>
+        <w:pStyle w:val="ListParagraph"/>
+        <w:spacing w:after="40"/>
+        <w:ind w:left="576"/>
+      </w:pPr>
+      <w:r>
+        <w:rPr>
+          <w:b/>
+          <w:color w:val="6622CC"/>
+        </w:rPr>
+        <w:t xml:space="preserve">D.  </w:t>
+      </w:r>
+      <w:r>
+        <w:t>Азовский и Балтийский</w:t>
+      </w:r>
+    </w:p>
+    <w:p>
+      <w:pPr>
+        <w:spacing w:before="200" w:after="80"/>
+      </w:pPr>
+      <w:r>
+        <w:rPr>
+          <w:b/>
+          <w:sz w:val="24"/>
+        </w:rPr>
+        <w:t>5. Что стало одной из причин неудачи первого Азовского похода 1695 года?</w:t>
       </w:r>
     </w:p>
     <w:p>
@@ -137,7 +377,7 @@
         <w:t xml:space="preserve">B.  </w:t>
       </w:r>
       <w:r>
-        <w:t>Поражение под Полтавой</w:t>
+        <w:t>Нехватка союзников против Швеции</w:t>
       </w:r>
     </w:p>
     <w:p>
@@ -154,7 +394,7 @@
         <w:t xml:space="preserve">C.  </w:t>
       </w:r>
       <w:r>
-        <w:t>Союз России со Швецией</w:t>
+        <w:t>Поражение под Полтавой</w:t>
       </w:r>
     </w:p>
     <w:p>
@@ -171,7 +411,7 @@
         <w:t xml:space="preserve">D.  </w:t>
       </w:r>
       <w:r>
-        <w:t>Отказ дворян служить в армии</w:t>
+        <w:t>Отказ от строительства кораблей</w:t>
       </w:r>
     </w:p>
     <w:p>
@@ -183,7 +423,407 @@
           <w:b/>
           <w:sz w:val="24"/>
         </w:rPr>
-        <w:t>3. В 1703 году был основан Санкт-Петербург, задуманный как крепость, порт и символ выхода России к Балтийскому морю.</w:t>
+        <w:t>6. Как называлась зарубежная поездка Петра I 1697–1698 годов?</w:t>
+      </w:r>
+    </w:p>
+    <w:p>
+      <w:pPr>
+        <w:pStyle w:val="ListParagraph"/>
+        <w:spacing w:after="40"/>
+        <w:ind w:left="576"/>
+      </w:pPr>
+      <w:r>
+        <w:rPr>
+          <w:b/>
+          <w:color w:val="6622CC"/>
+        </w:rPr>
+        <w:t xml:space="preserve">A.  </w:t>
+      </w:r>
+      <w:r>
+        <w:t>Великое посольство</w:t>
+      </w:r>
+    </w:p>
+    <w:p>
+      <w:pPr>
+        <w:pStyle w:val="ListParagraph"/>
+        <w:spacing w:after="40"/>
+        <w:ind w:left="576"/>
+      </w:pPr>
+      <w:r>
+        <w:rPr>
+          <w:b/>
+          <w:color w:val="6622CC"/>
+        </w:rPr>
+        <w:t xml:space="preserve">B.  </w:t>
+      </w:r>
+      <w:r>
+        <w:t>Северный союз</w:t>
+      </w:r>
+    </w:p>
+    <w:p>
+      <w:pPr>
+        <w:pStyle w:val="ListParagraph"/>
+        <w:spacing w:after="40"/>
+        <w:ind w:left="576"/>
+      </w:pPr>
+      <w:r>
+        <w:rPr>
+          <w:b/>
+          <w:color w:val="6622CC"/>
+        </w:rPr>
+        <w:t xml:space="preserve">C.  </w:t>
+      </w:r>
+      <w:r>
+        <w:t>Ништадтская миссия</w:t>
+      </w:r>
+    </w:p>
+    <w:p>
+      <w:pPr>
+        <w:pStyle w:val="ListParagraph"/>
+        <w:spacing w:after="40"/>
+        <w:ind w:left="576"/>
+      </w:pPr>
+      <w:r>
+        <w:rPr>
+          <w:b/>
+          <w:color w:val="6622CC"/>
+        </w:rPr>
+        <w:t xml:space="preserve">D.  </w:t>
+      </w:r>
+      <w:r>
+        <w:t>Азовская экспедиция</w:t>
+      </w:r>
+    </w:p>
+    <w:p>
+      <w:pPr>
+        <w:spacing w:before="200" w:after="80"/>
+      </w:pPr>
+      <w:r>
+        <w:rPr>
+          <w:b/>
+          <w:sz w:val="24"/>
+        </w:rPr>
+        <w:t>7. Какое событие стало переломным в Северной войне?</w:t>
+      </w:r>
+    </w:p>
+    <w:p>
+      <w:pPr>
+        <w:pStyle w:val="ListParagraph"/>
+        <w:spacing w:after="40"/>
+        <w:ind w:left="576"/>
+      </w:pPr>
+      <w:r>
+        <w:rPr>
+          <w:b/>
+          <w:color w:val="6622CC"/>
+        </w:rPr>
+        <w:t xml:space="preserve">A.  </w:t>
+      </w:r>
+      <w:r>
+        <w:t>Полтавская битва</w:t>
+      </w:r>
+    </w:p>
+    <w:p>
+      <w:pPr>
+        <w:pStyle w:val="ListParagraph"/>
+        <w:spacing w:after="40"/>
+        <w:ind w:left="576"/>
+      </w:pPr>
+      <w:r>
+        <w:rPr>
+          <w:b/>
+          <w:color w:val="6622CC"/>
+        </w:rPr>
+        <w:t xml:space="preserve">B.  </w:t>
+      </w:r>
+      <w:r>
+        <w:t>Нарвское поражение</w:t>
+      </w:r>
+    </w:p>
+    <w:p>
+      <w:pPr>
+        <w:pStyle w:val="ListParagraph"/>
+        <w:spacing w:after="40"/>
+        <w:ind w:left="576"/>
+      </w:pPr>
+      <w:r>
+        <w:rPr>
+          <w:b/>
+          <w:color w:val="6622CC"/>
+        </w:rPr>
+        <w:t xml:space="preserve">C.  </w:t>
+      </w:r>
+      <w:r>
+        <w:t>Первый Азовский поход</w:t>
+      </w:r>
+    </w:p>
+    <w:p>
+      <w:pPr>
+        <w:pStyle w:val="ListParagraph"/>
+        <w:spacing w:after="40"/>
+        <w:ind w:left="576"/>
+      </w:pPr>
+      <w:r>
+        <w:rPr>
+          <w:b/>
+          <w:color w:val="6622CC"/>
+        </w:rPr>
+        <w:t xml:space="preserve">D.  </w:t>
+      </w:r>
+      <w:r>
+        <w:t>Учреждение Синода</w:t>
+      </w:r>
+    </w:p>
+    <w:p>
+      <w:pPr>
+        <w:spacing w:before="200" w:after="80"/>
+      </w:pPr>
+      <w:r>
+        <w:rPr>
+          <w:b/>
+          <w:sz w:val="24"/>
+        </w:rPr>
+        <w:t>8. Какой документ 1722 года разделил военные, гражданские и придворные чины на 14 классов?</w:t>
+      </w:r>
+    </w:p>
+    <w:p>
+      <w:pPr>
+        <w:pStyle w:val="ListParagraph"/>
+        <w:spacing w:after="40"/>
+        <w:ind w:left="576"/>
+      </w:pPr>
+      <w:r>
+        <w:rPr>
+          <w:b/>
+          <w:color w:val="6622CC"/>
+        </w:rPr>
+        <w:t xml:space="preserve">A.  </w:t>
+      </w:r>
+      <w:r>
+        <w:t>Табель о рангах</w:t>
+      </w:r>
+    </w:p>
+    <w:p>
+      <w:pPr>
+        <w:pStyle w:val="ListParagraph"/>
+        <w:spacing w:after="40"/>
+        <w:ind w:left="576"/>
+      </w:pPr>
+      <w:r>
+        <w:rPr>
+          <w:b/>
+          <w:color w:val="6622CC"/>
+        </w:rPr>
+        <w:t xml:space="preserve">B.  </w:t>
+      </w:r>
+      <w:r>
+        <w:t>Воинский устав</w:t>
+      </w:r>
+    </w:p>
+    <w:p>
+      <w:pPr>
+        <w:pStyle w:val="ListParagraph"/>
+        <w:spacing w:after="40"/>
+        <w:ind w:left="576"/>
+      </w:pPr>
+      <w:r>
+        <w:rPr>
+          <w:b/>
+          <w:color w:val="6622CC"/>
+        </w:rPr>
+        <w:t xml:space="preserve">C.  </w:t>
+      </w:r>
+      <w:r>
+        <w:t>Духовный регламент</w:t>
+      </w:r>
+    </w:p>
+    <w:p>
+      <w:pPr>
+        <w:pStyle w:val="ListParagraph"/>
+        <w:spacing w:after="40"/>
+        <w:ind w:left="576"/>
+      </w:pPr>
+      <w:r>
+        <w:rPr>
+          <w:b/>
+          <w:color w:val="6622CC"/>
+        </w:rPr>
+        <w:t xml:space="preserve">D.  </w:t>
+      </w:r>
+      <w:r>
+        <w:t>Указ о губерниях</w:t>
+      </w:r>
+    </w:p>
+    <w:p>
+      <w:pPr>
+        <w:spacing w:before="200" w:after="80"/>
+      </w:pPr>
+      <w:r>
+        <w:rPr>
+          <w:b/>
+          <w:sz w:val="24"/>
+        </w:rPr>
+        <w:t>9. Какой орган был создан в 1721 году для управления церковью вместо патриарха?</w:t>
+      </w:r>
+    </w:p>
+    <w:p>
+      <w:pPr>
+        <w:pStyle w:val="ListParagraph"/>
+        <w:spacing w:after="40"/>
+        <w:ind w:left="576"/>
+      </w:pPr>
+      <w:r>
+        <w:rPr>
+          <w:b/>
+          <w:color w:val="6622CC"/>
+        </w:rPr>
+        <w:t xml:space="preserve">A.  </w:t>
+      </w:r>
+      <w:r>
+        <w:t>Святейший правительствующий синод</w:t>
+      </w:r>
+    </w:p>
+    <w:p>
+      <w:pPr>
+        <w:pStyle w:val="ListParagraph"/>
+        <w:spacing w:after="40"/>
+        <w:ind w:left="576"/>
+      </w:pPr>
+      <w:r>
+        <w:rPr>
+          <w:b/>
+          <w:color w:val="6622CC"/>
+        </w:rPr>
+        <w:t xml:space="preserve">B.  </w:t>
+      </w:r>
+      <w:r>
+        <w:t>Правительствующий Сенат</w:t>
+      </w:r>
+    </w:p>
+    <w:p>
+      <w:pPr>
+        <w:pStyle w:val="ListParagraph"/>
+        <w:spacing w:after="40"/>
+        <w:ind w:left="576"/>
+      </w:pPr>
+      <w:r>
+        <w:rPr>
+          <w:b/>
+          <w:color w:val="6622CC"/>
+        </w:rPr>
+        <w:t xml:space="preserve">C.  </w:t>
+      </w:r>
+      <w:r>
+        <w:t>Боярская дума</w:t>
+      </w:r>
+    </w:p>
+    <w:p>
+      <w:pPr>
+        <w:pStyle w:val="ListParagraph"/>
+        <w:spacing w:after="40"/>
+        <w:ind w:left="576"/>
+      </w:pPr>
+      <w:r>
+        <w:rPr>
+          <w:b/>
+          <w:color w:val="6622CC"/>
+        </w:rPr>
+        <w:t xml:space="preserve">D.  </w:t>
+      </w:r>
+      <w:r>
+        <w:t>Адмиралтейств-коллегия</w:t>
+      </w:r>
+    </w:p>
+    <w:p>
+      <w:pPr>
+        <w:spacing w:before="200" w:after="80"/>
+      </w:pPr>
+      <w:r>
+        <w:rPr>
+          <w:b/>
+          <w:sz w:val="24"/>
+        </w:rPr>
+        <w:t>10. Какая форма правления усилилась при Петре I?</w:t>
+      </w:r>
+    </w:p>
+    <w:p>
+      <w:pPr>
+        <w:pStyle w:val="ListParagraph"/>
+        <w:spacing w:after="40"/>
+        <w:ind w:left="576"/>
+      </w:pPr>
+      <w:r>
+        <w:rPr>
+          <w:b/>
+          <w:color w:val="6622CC"/>
+        </w:rPr>
+        <w:t xml:space="preserve">A.  </w:t>
+      </w:r>
+      <w:r>
+        <w:t>Абсолютная монархия</w:t>
+      </w:r>
+    </w:p>
+    <w:p>
+      <w:pPr>
+        <w:pStyle w:val="ListParagraph"/>
+        <w:spacing w:after="40"/>
+        <w:ind w:left="576"/>
+      </w:pPr>
+      <w:r>
+        <w:rPr>
+          <w:b/>
+          <w:color w:val="6622CC"/>
+        </w:rPr>
+        <w:t xml:space="preserve">B.  </w:t>
+      </w:r>
+      <w:r>
+        <w:t>Парламентская монархия</w:t>
+      </w:r>
+    </w:p>
+    <w:p>
+      <w:pPr>
+        <w:pStyle w:val="ListParagraph"/>
+        <w:spacing w:after="40"/>
+        <w:ind w:left="576"/>
+      </w:pPr>
+      <w:r>
+        <w:rPr>
+          <w:b/>
+          <w:color w:val="6622CC"/>
+        </w:rPr>
+        <w:t xml:space="preserve">C.  </w:t>
+      </w:r>
+      <w:r>
+        <w:t>Республика</w:t>
+      </w:r>
+    </w:p>
+    <w:p>
+      <w:pPr>
+        <w:pStyle w:val="ListParagraph"/>
+        <w:spacing w:after="40"/>
+        <w:ind w:left="576"/>
+      </w:pPr>
+      <w:r>
+        <w:rPr>
+          <w:b/>
+          <w:color w:val="6622CC"/>
+        </w:rPr>
+        <w:t xml:space="preserve">D.  </w:t>
+      </w:r>
+      <w:r>
+        <w:t>Федерация</w:t>
+      </w:r>
+    </w:p>
+    <w:p>
+      <w:pPr>
+        <w:spacing w:before="200" w:after="80"/>
+      </w:pPr>
+      <w:r>
+        <w:rPr>
+          <w:b/>
+          <w:sz w:val="24"/>
+        </w:rPr>
+        <w:t>11. Пётр I формально стал царём в 1682 году, но начал самостоятельное правление позднее.</w:t>
       </w:r>
     </w:p>
     <w:p>
@@ -213,7 +853,7 @@
           <w:b/>
           <w:sz w:val="24"/>
         </w:rPr>
-        <w:t>4. Правительствующий Сенат при Петре I был парламентом, который представлял интересы общества и ограничивал власть монарха.</w:t>
+        <w:t>12. Второй Азовский поход 1696 года завершился взятием крепости Азов.</w:t>
       </w:r>
     </w:p>
     <w:p>
@@ -243,7 +883,25 @@
           <w:b/>
           <w:sz w:val="24"/>
         </w:rPr>
-        <w:t>5. В 1722 году была принята ___________, которая разделила военные, гражданские и придворные чины на 14 классов.</w:t>
+        <w:t>13. Великое посольство смогло создать прочный общеевропейский союз против Османской империи.</w:t>
+      </w:r>
+    </w:p>
+    <w:p>
+      <w:pPr>
+        <w:spacing w:after="40"/>
+        <w:ind w:left="576"/>
+      </w:pPr>
+      <w:r>
+        <w:rPr>
+          <w:sz w:val="24"/>
+        </w:rPr>
+        <w:t xml:space="preserve">☐  Истина     </w:t>
+      </w:r>
+      <w:r>
+        <w:rPr>
+          <w:sz w:val="24"/>
+        </w:rPr>
+        <w:t xml:space="preserve">☐  Ложь     </w:t>
       </w:r>
     </w:p>
     <w:p>
@@ -255,7 +913,25 @@
           <w:b/>
           <w:sz w:val="24"/>
         </w:rPr>
-        <w:t>6. Северная война завершилась в 1721 году подписанием ___________ мира.</w:t>
+        <w:t>14. Рекрутская повинность была связана с поставкой людей на военную службу.</w:t>
+      </w:r>
+    </w:p>
+    <w:p>
+      <w:pPr>
+        <w:spacing w:after="40"/>
+        <w:ind w:left="576"/>
+      </w:pPr>
+      <w:r>
+        <w:rPr>
+          <w:sz w:val="24"/>
+        </w:rPr>
+        <w:t xml:space="preserve">☐  Истина     </w:t>
+      </w:r>
+      <w:r>
+        <w:rPr>
+          <w:sz w:val="24"/>
+        </w:rPr>
+        <w:t xml:space="preserve">☐  Ложь     </w:t>
       </w:r>
     </w:p>
     <w:p>
@@ -267,7 +943,307 @@
           <w:b/>
           <w:sz w:val="24"/>
         </w:rPr>
-        <w:t>7. Почему Пётр I уделял большое внимание созданию регулярной армии и флота?</w:t>
+        <w:t>15. Россия вступила в Северную войну против Швеции ради выхода к Балтийскому морю.</w:t>
+      </w:r>
+    </w:p>
+    <w:p>
+      <w:pPr>
+        <w:spacing w:after="40"/>
+        <w:ind w:left="576"/>
+      </w:pPr>
+      <w:r>
+        <w:rPr>
+          <w:sz w:val="24"/>
+        </w:rPr>
+        <w:t xml:space="preserve">☐  Истина     </w:t>
+      </w:r>
+      <w:r>
+        <w:rPr>
+          <w:sz w:val="24"/>
+        </w:rPr>
+        <w:t xml:space="preserve">☐  Ложь     </w:t>
+      </w:r>
+    </w:p>
+    <w:p>
+      <w:pPr>
+        <w:spacing w:before="200" w:after="80"/>
+      </w:pPr>
+      <w:r>
+        <w:rPr>
+          <w:b/>
+          <w:sz w:val="24"/>
+        </w:rPr>
+        <w:t>16. Поражение под Нарвой заставило Петра I отказаться от войны со Швецией.</w:t>
+      </w:r>
+    </w:p>
+    <w:p>
+      <w:pPr>
+        <w:spacing w:after="40"/>
+        <w:ind w:left="576"/>
+      </w:pPr>
+      <w:r>
+        <w:rPr>
+          <w:sz w:val="24"/>
+        </w:rPr>
+        <w:t xml:space="preserve">☐  Истина     </w:t>
+      </w:r>
+      <w:r>
+        <w:rPr>
+          <w:sz w:val="24"/>
+        </w:rPr>
+        <w:t xml:space="preserve">☐  Ложь     </w:t>
+      </w:r>
+    </w:p>
+    <w:p>
+      <w:pPr>
+        <w:spacing w:before="200" w:after="80"/>
+      </w:pPr>
+      <w:r>
+        <w:rPr>
+          <w:b/>
+          <w:sz w:val="24"/>
+        </w:rPr>
+        <w:t>17. Санкт-Петербург был основан в 1703 году в устье Невы.</w:t>
+      </w:r>
+    </w:p>
+    <w:p>
+      <w:pPr>
+        <w:spacing w:after="40"/>
+        <w:ind w:left="576"/>
+      </w:pPr>
+      <w:r>
+        <w:rPr>
+          <w:sz w:val="24"/>
+        </w:rPr>
+        <w:t xml:space="preserve">☐  Истина     </w:t>
+      </w:r>
+      <w:r>
+        <w:rPr>
+          <w:sz w:val="24"/>
+        </w:rPr>
+        <w:t xml:space="preserve">☐  Ложь     </w:t>
+      </w:r>
+    </w:p>
+    <w:p>
+      <w:pPr>
+        <w:spacing w:before="200" w:after="80"/>
+      </w:pPr>
+      <w:r>
+        <w:rPr>
+          <w:b/>
+          <w:sz w:val="24"/>
+        </w:rPr>
+        <w:t>18. Правительствующий Сенат при Петре I ограничивал власть монарха как современный парламент.</w:t>
+      </w:r>
+    </w:p>
+    <w:p>
+      <w:pPr>
+        <w:spacing w:after="40"/>
+        <w:ind w:left="576"/>
+      </w:pPr>
+      <w:r>
+        <w:rPr>
+          <w:sz w:val="24"/>
+        </w:rPr>
+        <w:t xml:space="preserve">☐  Истина     </w:t>
+      </w:r>
+      <w:r>
+        <w:rPr>
+          <w:sz w:val="24"/>
+        </w:rPr>
+        <w:t xml:space="preserve">☐  Ложь     </w:t>
+      </w:r>
+    </w:p>
+    <w:p>
+      <w:pPr>
+        <w:spacing w:before="200" w:after="80"/>
+      </w:pPr>
+      <w:r>
+        <w:rPr>
+          <w:b/>
+          <w:sz w:val="24"/>
+        </w:rPr>
+        <w:t>19. Подушная подать взималась с мужского населения податных сословий.</w:t>
+      </w:r>
+    </w:p>
+    <w:p>
+      <w:pPr>
+        <w:spacing w:after="40"/>
+        <w:ind w:left="576"/>
+      </w:pPr>
+      <w:r>
+        <w:rPr>
+          <w:sz w:val="24"/>
+        </w:rPr>
+        <w:t xml:space="preserve">☐  Истина     </w:t>
+      </w:r>
+      <w:r>
+        <w:rPr>
+          <w:sz w:val="24"/>
+        </w:rPr>
+        <w:t xml:space="preserve">☐  Ложь     </w:t>
+      </w:r>
+    </w:p>
+    <w:p>
+      <w:pPr>
+        <w:spacing w:before="200" w:after="80"/>
+      </w:pPr>
+      <w:r>
+        <w:rPr>
+          <w:b/>
+          <w:sz w:val="24"/>
+        </w:rPr>
+        <w:t>20. Петровская европеизация одинаково глубоко затронула дворянство и основную массу крестьянства.</w:t>
+      </w:r>
+    </w:p>
+    <w:p>
+      <w:pPr>
+        <w:spacing w:after="40"/>
+        <w:ind w:left="576"/>
+      </w:pPr>
+      <w:r>
+        <w:rPr>
+          <w:sz w:val="24"/>
+        </w:rPr>
+        <w:t xml:space="preserve">☐  Истина     </w:t>
+      </w:r>
+      <w:r>
+        <w:rPr>
+          <w:sz w:val="24"/>
+        </w:rPr>
+        <w:t xml:space="preserve">☐  Ложь     </w:t>
+      </w:r>
+    </w:p>
+    <w:p>
+      <w:pPr>
+        <w:spacing w:before="200" w:after="80"/>
+      </w:pPr>
+      <w:r>
+        <w:rPr>
+          <w:b/>
+          <w:sz w:val="24"/>
+        </w:rPr>
+        <w:t>21. Главным внешнеполитическим событием петровской эпохи стала ___________ война 1700–1721 годов.</w:t>
+      </w:r>
+    </w:p>
+    <w:p>
+      <w:pPr>
+        <w:spacing w:before="200" w:after="80"/>
+      </w:pPr>
+      <w:r>
+        <w:rPr>
+          <w:b/>
+          <w:sz w:val="24"/>
+        </w:rPr>
+        <w:t>22. В 1703 году на отвоёванных у Швеции землях был основан город ___________.</w:t>
+      </w:r>
+    </w:p>
+    <w:p>
+      <w:pPr>
+        <w:spacing w:before="200" w:after="80"/>
+      </w:pPr>
+      <w:r>
+        <w:rPr>
+          <w:b/>
+          <w:sz w:val="24"/>
+        </w:rPr>
+        <w:t>23. Северная война завершилась подписанием ___________ мира в 1721 году.</w:t>
+      </w:r>
+    </w:p>
+    <w:p>
+      <w:pPr>
+        <w:spacing w:before="200" w:after="80"/>
+      </w:pPr>
+      <w:r>
+        <w:rPr>
+          <w:b/>
+          <w:sz w:val="24"/>
+        </w:rPr>
+        <w:t>24. Вместо прежних форм налогообложения при Петре I была введена ___________ подать.</w:t>
+      </w:r>
+    </w:p>
+    <w:p>
+      <w:pPr>
+        <w:spacing w:before="200" w:after="80"/>
+      </w:pPr>
+      <w:r>
+        <w:rPr>
+          <w:b/>
+          <w:sz w:val="24"/>
+        </w:rPr>
+        <w:t>25. Крупное предприятие, основанное на разделении труда, где многие операции выполнялись вручную, называется ___________.</w:t>
+      </w:r>
+    </w:p>
+    <w:p>
+      <w:pPr>
+        <w:spacing w:before="200" w:after="80"/>
+      </w:pPr>
+      <w:r>
+        <w:rPr>
+          <w:b/>
+          <w:sz w:val="24"/>
+        </w:rPr>
+        <w:t>26. В 1711 году был создан Правительствующий ___________.</w:t>
+      </w:r>
+    </w:p>
+    <w:p>
+      <w:pPr>
+        <w:spacing w:before="200" w:after="80"/>
+      </w:pPr>
+      <w:r>
+        <w:rPr>
+          <w:b/>
+          <w:sz w:val="24"/>
+        </w:rPr>
+        <w:t>27. В 1718–1721 годах вместо старых приказов были созданы ___________.</w:t>
+      </w:r>
+    </w:p>
+    <w:p>
+      <w:pPr>
+        <w:spacing w:before="200" w:after="80"/>
+      </w:pPr>
+      <w:r>
+        <w:rPr>
+          <w:b/>
+          <w:sz w:val="24"/>
+        </w:rPr>
+        <w:t>28. В 1721 году вместо патриарха был учреждён Святейший правительствующий ___________.</w:t>
+      </w:r>
+    </w:p>
+    <w:p>
+      <w:pPr>
+        <w:spacing w:before="200" w:after="80"/>
+      </w:pPr>
+      <w:r>
+        <w:rPr>
+          <w:b/>
+          <w:sz w:val="24"/>
+        </w:rPr>
+        <w:t>29. В 1703 году начала выходить первая русская печатная газета «___________».</w:t>
+      </w:r>
+    </w:p>
+    <w:p>
+      <w:pPr>
+        <w:spacing w:before="200" w:after="80"/>
+      </w:pPr>
+      <w:r>
+        <w:rPr>
+          <w:b/>
+          <w:sz w:val="24"/>
+        </w:rPr>
+        <w:t>30. В 1722 году Пётр I издал указ о ___________, по которому монарх мог сам назначать наследника.</w:t>
+      </w:r>
+    </w:p>
+    <w:p>
+      <w:pPr>
+        <w:spacing w:before="200" w:after="80"/>
+      </w:pPr>
+      <w:r>
+        <w:rPr>
+          <w:b/>
+          <w:sz w:val="24"/>
+        </w:rPr>
+        <w:t>31. Почему получение выхода к морям было важной задачей для России конца XVII века?</w:t>
       </w:r>
     </w:p>
     <w:p>
@@ -291,7 +1267,7 @@
           <w:b/>
           <w:sz w:val="24"/>
         </w:rPr>
-        <w:t>8. Какие последствия имела подушная подать для крестьян и посадских людей?</w:t>
+        <w:t>32. Какой вывод Пётр I сделал после неудачи первого Азовского похода?</w:t>
       </w:r>
     </w:p>
     <w:p>
@@ -315,7 +1291,199 @@
           <w:b/>
           <w:sz w:val="24"/>
         </w:rPr>
-        <w:t>9. Сопоставьте событие петровской эпохи с его значением.</w:t>
+        <w:t>33. Назовите основные цели Великого посольства 1697–1698 годов.</w:t>
+      </w:r>
+    </w:p>
+    <w:p>
+      <w:pPr>
+        <w:spacing w:before="120"/>
+      </w:pPr>
+      <w:r>
+        <w:rPr>
+          <w:color w:val="999999"/>
+          <w:sz w:val="22"/>
+        </w:rPr>
+        <w:t>Ответ:  ________________________________________</w:t>
+      </w:r>
+    </w:p>
+    <w:p>
+      <w:pPr>
+        <w:spacing w:before="200" w:after="80"/>
+      </w:pPr>
+      <w:r>
+        <w:rPr>
+          <w:b/>
+          <w:sz w:val="24"/>
+        </w:rPr>
+        <w:t>34. Зачем Пётр I вводил европейскую одежду и требовал брить бороды?</w:t>
+      </w:r>
+    </w:p>
+    <w:p>
+      <w:pPr>
+        <w:spacing w:before="120"/>
+      </w:pPr>
+      <w:r>
+        <w:rPr>
+          <w:color w:val="999999"/>
+          <w:sz w:val="22"/>
+        </w:rPr>
+        <w:t>Ответ:  ________________________________________</w:t>
+      </w:r>
+    </w:p>
+    <w:p>
+      <w:pPr>
+        <w:spacing w:before="200" w:after="80"/>
+      </w:pPr>
+      <w:r>
+        <w:rPr>
+          <w:b/>
+          <w:sz w:val="24"/>
+        </w:rPr>
+        <w:t>35. Что означала рекрутская повинность?</w:t>
+      </w:r>
+    </w:p>
+    <w:p>
+      <w:pPr>
+        <w:spacing w:before="120"/>
+      </w:pPr>
+      <w:r>
+        <w:rPr>
+          <w:color w:val="999999"/>
+          <w:sz w:val="22"/>
+        </w:rPr>
+        <w:t>Ответ:  ________________________________________</w:t>
+      </w:r>
+    </w:p>
+    <w:p>
+      <w:pPr>
+        <w:spacing w:before="200" w:after="80"/>
+      </w:pPr>
+      <w:r>
+        <w:rPr>
+          <w:b/>
+          <w:sz w:val="24"/>
+        </w:rPr>
+        <w:t>36. Почему строительство флота влияло не только на военную сферу, но и на экономику?</w:t>
+      </w:r>
+    </w:p>
+    <w:p>
+      <w:pPr>
+        <w:spacing w:before="120"/>
+      </w:pPr>
+      <w:r>
+        <w:rPr>
+          <w:color w:val="999999"/>
+          <w:sz w:val="22"/>
+        </w:rPr>
+        <w:t>Ответ:  ________________________________________</w:t>
+      </w:r>
+    </w:p>
+    <w:p>
+      <w:pPr>
+        <w:spacing w:before="200" w:after="80"/>
+      </w:pPr>
+      <w:r>
+        <w:rPr>
+          <w:b/>
+          <w:sz w:val="24"/>
+        </w:rPr>
+        <w:t>37. Какое значение имела Полтавская победа 1709 года?</w:t>
+      </w:r>
+    </w:p>
+    <w:p>
+      <w:pPr>
+        <w:spacing w:before="120"/>
+      </w:pPr>
+      <w:r>
+        <w:rPr>
+          <w:color w:val="999999"/>
+          <w:sz w:val="22"/>
+        </w:rPr>
+        <w:t>Ответ:  ________________________________________</w:t>
+      </w:r>
+    </w:p>
+    <w:p>
+      <w:pPr>
+        <w:spacing w:before="200" w:after="80"/>
+      </w:pPr>
+      <w:r>
+        <w:rPr>
+          <w:b/>
+          <w:sz w:val="24"/>
+        </w:rPr>
+        <w:t>38. Почему подушная подать усиливала контроль государства над населением?</w:t>
+      </w:r>
+    </w:p>
+    <w:p>
+      <w:pPr>
+        <w:spacing w:before="120"/>
+      </w:pPr>
+      <w:r>
+        <w:rPr>
+          <w:color w:val="999999"/>
+          <w:sz w:val="22"/>
+        </w:rPr>
+        <w:t>Ответ:  ________________________________________</w:t>
+      </w:r>
+    </w:p>
+    <w:p>
+      <w:pPr>
+        <w:spacing w:before="200" w:after="80"/>
+      </w:pPr>
+      <w:r>
+        <w:rPr>
+          <w:b/>
+          <w:sz w:val="24"/>
+        </w:rPr>
+        <w:t>39. Как Табель о рангах изменила положение дворянства?</w:t>
+      </w:r>
+    </w:p>
+    <w:p>
+      <w:pPr>
+        <w:spacing w:before="120"/>
+      </w:pPr>
+      <w:r>
+        <w:rPr>
+          <w:color w:val="999999"/>
+          <w:sz w:val="22"/>
+        </w:rPr>
+        <w:t>Ответ:  ________________________________________</w:t>
+      </w:r>
+    </w:p>
+    <w:p>
+      <w:pPr>
+        <w:spacing w:before="200" w:after="80"/>
+      </w:pPr>
+      <w:r>
+        <w:rPr>
+          <w:b/>
+          <w:sz w:val="24"/>
+        </w:rPr>
+        <w:t>40. В чём состояла противоречивость петровской модернизации?</w:t>
+      </w:r>
+    </w:p>
+    <w:p>
+      <w:pPr>
+        <w:spacing w:before="120"/>
+      </w:pPr>
+      <w:r>
+        <w:rPr>
+          <w:color w:val="999999"/>
+          <w:sz w:val="22"/>
+        </w:rPr>
+        <w:t>Ответ:  ________________________________________</w:t>
+      </w:r>
+    </w:p>
+    <w:p>
+      <w:pPr>
+        <w:spacing w:before="200" w:after="80"/>
+      </w:pPr>
+      <w:r>
+        <w:rPr>
+          <w:b/>
+          <w:sz w:val="24"/>
+        </w:rPr>
+        <w:t>41. Сопоставьте событие с датой.</w:t>
       </w:r>
     </w:p>
     <w:tbl>
@@ -378,7 +1546,7 @@
               <w:rPr>
                 <w:sz w:val="22"/>
               </w:rPr>
-              <w:t>Полтавская битва</w:t>
+              <w:t>Рождение Петра I</w:t>
             </w:r>
           </w:p>
         </w:tc>
@@ -391,7 +1559,7 @@
               <w:rPr>
                 <w:sz w:val="22"/>
               </w:rPr>
-              <w:t>Подчинение церкви государству</w:t>
+              <w:t>1682 год</w:t>
             </w:r>
           </w:p>
         </w:tc>
@@ -413,7 +1581,7 @@
               <w:rPr>
                 <w:sz w:val="22"/>
               </w:rPr>
-              <w:t>Великое посольство</w:t>
+              <w:t>Провозглашение Ивана V и Петра I царями</w:t>
             </w:r>
           </w:p>
         </w:tc>
@@ -426,7 +1594,7 @@
               <w:rPr>
                 <w:sz w:val="22"/>
               </w:rPr>
-              <w:t>Изучение европейского опыта и приглашение специалистов</w:t>
+              <w:t>1725 год</w:t>
             </w:r>
           </w:p>
         </w:tc>
@@ -461,7 +1629,7 @@
               <w:rPr>
                 <w:sz w:val="22"/>
               </w:rPr>
-              <w:t>Перелом в Северной войне в пользу России</w:t>
+              <w:t>1672 год</w:t>
             </w:r>
           </w:p>
         </w:tc>
@@ -483,7 +1651,7 @@
               <w:rPr>
                 <w:sz w:val="22"/>
               </w:rPr>
-              <w:t>Учреждение Синода</w:t>
+              <w:t>Смерть Петра I</w:t>
             </w:r>
           </w:p>
         </w:tc>
@@ -496,7 +1664,7 @@
               <w:rPr>
                 <w:sz w:val="22"/>
               </w:rPr>
-              <w:t>Создание новой столицы и символа выхода к Балтике</w:t>
+              <w:t>1703 год</w:t>
             </w:r>
           </w:p>
         </w:tc>
@@ -512,7 +1680,7 @@
           <w:b/>
           <w:sz w:val="24"/>
         </w:rPr>
-        <w:t>10. Сопоставьте реформу Петра I с её содержанием.</w:t>
+        <w:t>42. Сопоставьте событие с его результатом.</w:t>
       </w:r>
     </w:p>
     <w:tbl>
@@ -575,7 +1743,7 @@
               <w:rPr>
                 <w:sz w:val="22"/>
               </w:rPr>
-              <w:t>Военная реформа</w:t>
+              <w:t>Первый Азовский поход</w:t>
             </w:r>
           </w:p>
         </w:tc>
@@ -588,7 +1756,7 @@
               <w:rPr>
                 <w:sz w:val="22"/>
               </w:rPr>
-              <w:t>Введение подушной подати</w:t>
+              <w:t>Показал слабость России без сильного флота</w:t>
             </w:r>
           </w:p>
         </w:tc>
@@ -610,7 +1778,7 @@
               <w:rPr>
                 <w:sz w:val="22"/>
               </w:rPr>
-              <w:t>Губернская реформа</w:t>
+              <w:t>Второй Азовский поход</w:t>
             </w:r>
           </w:p>
         </w:tc>
@@ -623,7 +1791,7 @@
               <w:rPr>
                 <w:sz w:val="22"/>
               </w:rPr>
-              <w:t>Разделение страны на губернии</w:t>
+              <w:t>Усилило интерес Петра к европейским технологиям</w:t>
             </w:r>
           </w:p>
         </w:tc>
@@ -645,7 +1813,7 @@
               <w:rPr>
                 <w:sz w:val="22"/>
               </w:rPr>
-              <w:t>Налоговая реформа</w:t>
+              <w:t>Великое посольство</w:t>
             </w:r>
           </w:p>
         </w:tc>
@@ -658,7 +1826,7 @@
               <w:rPr>
                 <w:sz w:val="22"/>
               </w:rPr>
-              <w:t>Создание Сената и коллегий</w:t>
+              <w:t>Стало стимулом для ускорения военных реформ</w:t>
             </w:r>
           </w:p>
         </w:tc>
@@ -680,7 +1848,7 @@
               <w:rPr>
                 <w:sz w:val="22"/>
               </w:rPr>
-              <w:t>Реформа управления</w:t>
+              <w:t>Нарвское поражение</w:t>
             </w:r>
           </w:p>
         </w:tc>
@@ -693,7 +1861,1583 @@
               <w:rPr>
                 <w:sz w:val="22"/>
               </w:rPr>
-              <w:t>Создание регулярной армии на основе рекрутской повинности</w:t>
+              <w:t>Завершился взятием крепости Азов</w:t>
+            </w:r>
+          </w:p>
+        </w:tc>
+      </w:tr>
+    </w:tbl>
+    <w:p/>
+    <w:p>
+      <w:pPr>
+        <w:spacing w:before="200" w:after="80"/>
+      </w:pPr>
+      <w:r>
+        <w:rPr>
+          <w:b/>
+          <w:sz w:val="24"/>
+        </w:rPr>
+        <w:t>43. Сопоставьте реформу с её содержанием.</w:t>
+      </w:r>
+    </w:p>
+    <w:tbl>
+      <w:tblPr>
+        <w:tblStyle w:val="TableGrid"/>
+        <w:tblW w:type="auto" w:w="0"/>
+        <w:tblLayout w:type="autofit"/>
+        <w:tblLook w:firstColumn="1" w:firstRow="1" w:lastColumn="0" w:lastRow="0" w:noHBand="0" w:noVBand="1" w:val="04A0"/>
+      </w:tblPr>
+      <w:tblGrid>
+        <w:gridCol w:w="4680"/>
+        <w:gridCol w:w="4680"/>
+      </w:tblGrid>
+      <w:tr>
+        <w:tc>
+          <w:tcPr>
+            <w:tcW w:type="dxa" w:w="4680"/>
+          </w:tcPr>
+          <w:p>
+            <w:r>
+              <w:rPr>
+                <w:b/>
+                <w:sz w:val="22"/>
+                <w:u w:val="single"/>
+              </w:rPr>
+              <w:t>Понятие</w:t>
+            </w:r>
+          </w:p>
+        </w:tc>
+        <w:tc>
+          <w:tcPr>
+            <w:tcW w:type="dxa" w:w="4680"/>
+          </w:tcPr>
+          <w:p>
+            <w:r>
+              <w:rPr>
+                <w:b/>
+                <w:sz w:val="22"/>
+                <w:u w:val="single"/>
+              </w:rPr>
+              <w:t>Определение</w:t>
+            </w:r>
+          </w:p>
+        </w:tc>
+      </w:tr>
+      <w:tr>
+        <w:tc>
+          <w:tcPr>
+            <w:tcW w:type="dxa" w:w="4680"/>
+          </w:tcPr>
+          <w:p>
+            <w:r>
+              <w:rPr>
+                <w:b/>
+                <w:color w:val="6622CC"/>
+              </w:rPr>
+              <w:t xml:space="preserve">A.  </w:t>
+            </w:r>
+            <w:r>
+              <w:rPr>
+                <w:sz w:val="22"/>
+              </w:rPr>
+              <w:t>Военная реформа</w:t>
+            </w:r>
+          </w:p>
+        </w:tc>
+        <w:tc>
+          <w:tcPr>
+            <w:tcW w:type="dxa" w:w="4680"/>
+          </w:tcPr>
+          <w:p>
+            <w:r>
+              <w:rPr>
+                <w:sz w:val="22"/>
+              </w:rPr>
+              <w:t>Введение подушной подати</w:t>
+            </w:r>
+          </w:p>
+        </w:tc>
+      </w:tr>
+      <w:tr>
+        <w:tc>
+          <w:tcPr>
+            <w:tcW w:type="dxa" w:w="4680"/>
+          </w:tcPr>
+          <w:p>
+            <w:r>
+              <w:rPr>
+                <w:b/>
+                <w:color w:val="6622CC"/>
+              </w:rPr>
+              <w:t xml:space="preserve">B.  </w:t>
+            </w:r>
+            <w:r>
+              <w:rPr>
+                <w:sz w:val="22"/>
+              </w:rPr>
+              <w:t>Налоговая реформа</w:t>
+            </w:r>
+          </w:p>
+        </w:tc>
+        <w:tc>
+          <w:tcPr>
+            <w:tcW w:type="dxa" w:w="4680"/>
+          </w:tcPr>
+          <w:p>
+            <w:r>
+              <w:rPr>
+                <w:sz w:val="22"/>
+              </w:rPr>
+              <w:t>Учреждение Синода</w:t>
+            </w:r>
+          </w:p>
+        </w:tc>
+      </w:tr>
+      <w:tr>
+        <w:tc>
+          <w:tcPr>
+            <w:tcW w:type="dxa" w:w="4680"/>
+          </w:tcPr>
+          <w:p>
+            <w:r>
+              <w:rPr>
+                <w:b/>
+                <w:color w:val="6622CC"/>
+              </w:rPr>
+              <w:t xml:space="preserve">C.  </w:t>
+            </w:r>
+            <w:r>
+              <w:rPr>
+                <w:sz w:val="22"/>
+              </w:rPr>
+              <w:t>Губернская реформа</w:t>
+            </w:r>
+          </w:p>
+        </w:tc>
+        <w:tc>
+          <w:tcPr>
+            <w:tcW w:type="dxa" w:w="4680"/>
+          </w:tcPr>
+          <w:p>
+            <w:r>
+              <w:rPr>
+                <w:sz w:val="22"/>
+              </w:rPr>
+              <w:t>Разделение страны на губернии</w:t>
+            </w:r>
+          </w:p>
+        </w:tc>
+      </w:tr>
+      <w:tr>
+        <w:tc>
+          <w:tcPr>
+            <w:tcW w:type="dxa" w:w="4680"/>
+          </w:tcPr>
+          <w:p>
+            <w:r>
+              <w:rPr>
+                <w:b/>
+                <w:color w:val="6622CC"/>
+              </w:rPr>
+              <w:t xml:space="preserve">D.  </w:t>
+            </w:r>
+            <w:r>
+              <w:rPr>
+                <w:sz w:val="22"/>
+              </w:rPr>
+              <w:t>Церковная реформа</w:t>
+            </w:r>
+          </w:p>
+        </w:tc>
+        <w:tc>
+          <w:tcPr>
+            <w:tcW w:type="dxa" w:w="4680"/>
+          </w:tcPr>
+          <w:p>
+            <w:r>
+              <w:rPr>
+                <w:sz w:val="22"/>
+              </w:rPr>
+              <w:t>Создание регулярной армии</w:t>
+            </w:r>
+          </w:p>
+        </w:tc>
+      </w:tr>
+    </w:tbl>
+    <w:p/>
+    <w:p>
+      <w:pPr>
+        <w:spacing w:before="200" w:after="80"/>
+      </w:pPr>
+      <w:r>
+        <w:rPr>
+          <w:b/>
+          <w:sz w:val="24"/>
+        </w:rPr>
+        <w:t>44. Сопоставьте государственный орган с его функцией.</w:t>
+      </w:r>
+    </w:p>
+    <w:tbl>
+      <w:tblPr>
+        <w:tblStyle w:val="TableGrid"/>
+        <w:tblW w:type="auto" w:w="0"/>
+        <w:tblLayout w:type="autofit"/>
+        <w:tblLook w:firstColumn="1" w:firstRow="1" w:lastColumn="0" w:lastRow="0" w:noHBand="0" w:noVBand="1" w:val="04A0"/>
+      </w:tblPr>
+      <w:tblGrid>
+        <w:gridCol w:w="4680"/>
+        <w:gridCol w:w="4680"/>
+      </w:tblGrid>
+      <w:tr>
+        <w:tc>
+          <w:tcPr>
+            <w:tcW w:type="dxa" w:w="4680"/>
+          </w:tcPr>
+          <w:p>
+            <w:r>
+              <w:rPr>
+                <w:b/>
+                <w:sz w:val="22"/>
+                <w:u w:val="single"/>
+              </w:rPr>
+              <w:t>Понятие</w:t>
+            </w:r>
+          </w:p>
+        </w:tc>
+        <w:tc>
+          <w:tcPr>
+            <w:tcW w:type="dxa" w:w="4680"/>
+          </w:tcPr>
+          <w:p>
+            <w:r>
+              <w:rPr>
+                <w:b/>
+                <w:sz w:val="22"/>
+                <w:u w:val="single"/>
+              </w:rPr>
+              <w:t>Определение</w:t>
+            </w:r>
+          </w:p>
+        </w:tc>
+      </w:tr>
+      <w:tr>
+        <w:tc>
+          <w:tcPr>
+            <w:tcW w:type="dxa" w:w="4680"/>
+          </w:tcPr>
+          <w:p>
+            <w:r>
+              <w:rPr>
+                <w:b/>
+                <w:color w:val="6622CC"/>
+              </w:rPr>
+              <w:t xml:space="preserve">A.  </w:t>
+            </w:r>
+            <w:r>
+              <w:rPr>
+                <w:sz w:val="22"/>
+              </w:rPr>
+              <w:t>Правительствующий Сенат</w:t>
+            </w:r>
+          </w:p>
+        </w:tc>
+        <w:tc>
+          <w:tcPr>
+            <w:tcW w:type="dxa" w:w="4680"/>
+          </w:tcPr>
+          <w:p>
+            <w:r>
+              <w:rPr>
+                <w:sz w:val="22"/>
+              </w:rPr>
+              <w:t>Высший орган управления церковью</w:t>
+            </w:r>
+          </w:p>
+        </w:tc>
+      </w:tr>
+      <w:tr>
+        <w:tc>
+          <w:tcPr>
+            <w:tcW w:type="dxa" w:w="4680"/>
+          </w:tcPr>
+          <w:p>
+            <w:r>
+              <w:rPr>
+                <w:b/>
+                <w:color w:val="6622CC"/>
+              </w:rPr>
+              <w:t xml:space="preserve">B.  </w:t>
+            </w:r>
+            <w:r>
+              <w:rPr>
+                <w:sz w:val="22"/>
+              </w:rPr>
+              <w:t>Коллегии</w:t>
+            </w:r>
+          </w:p>
+        </w:tc>
+        <w:tc>
+          <w:tcPr>
+            <w:tcW w:type="dxa" w:w="4680"/>
+          </w:tcPr>
+          <w:p>
+            <w:r>
+              <w:rPr>
+                <w:sz w:val="22"/>
+              </w:rPr>
+              <w:t>Управление отдельными сферами по чётким правилам</w:t>
+            </w:r>
+          </w:p>
+        </w:tc>
+      </w:tr>
+      <w:tr>
+        <w:tc>
+          <w:tcPr>
+            <w:tcW w:type="dxa" w:w="4680"/>
+          </w:tcPr>
+          <w:p>
+            <w:r>
+              <w:rPr>
+                <w:b/>
+                <w:color w:val="6622CC"/>
+              </w:rPr>
+              <w:t xml:space="preserve">C.  </w:t>
+            </w:r>
+            <w:r>
+              <w:rPr>
+                <w:sz w:val="22"/>
+              </w:rPr>
+              <w:t>Губернаторы</w:t>
+            </w:r>
+          </w:p>
+        </w:tc>
+        <w:tc>
+          <w:tcPr>
+            <w:tcW w:type="dxa" w:w="4680"/>
+          </w:tcPr>
+          <w:p>
+            <w:r>
+              <w:rPr>
+                <w:sz w:val="22"/>
+              </w:rPr>
+              <w:t>Высшее учреждение для управления страной и контроля администрации</w:t>
+            </w:r>
+          </w:p>
+        </w:tc>
+      </w:tr>
+      <w:tr>
+        <w:tc>
+          <w:tcPr>
+            <w:tcW w:type="dxa" w:w="4680"/>
+          </w:tcPr>
+          <w:p>
+            <w:r>
+              <w:rPr>
+                <w:b/>
+                <w:color w:val="6622CC"/>
+              </w:rPr>
+              <w:t xml:space="preserve">D.  </w:t>
+            </w:r>
+            <w:r>
+              <w:rPr>
+                <w:sz w:val="22"/>
+              </w:rPr>
+              <w:t>Синод</w:t>
+            </w:r>
+          </w:p>
+        </w:tc>
+        <w:tc>
+          <w:tcPr>
+            <w:tcW w:type="dxa" w:w="4680"/>
+          </w:tcPr>
+          <w:p>
+            <w:r>
+              <w:rPr>
+                <w:sz w:val="22"/>
+              </w:rPr>
+              <w:t>Сбор налогов, набор рекрутов и управление на местах</w:t>
+            </w:r>
+          </w:p>
+        </w:tc>
+      </w:tr>
+    </w:tbl>
+    <w:p/>
+    <w:p>
+      <w:pPr>
+        <w:spacing w:before="200" w:after="80"/>
+      </w:pPr>
+      <w:r>
+        <w:rPr>
+          <w:b/>
+          <w:sz w:val="24"/>
+        </w:rPr>
+        <w:t>45. Сопоставьте понятие с определением.</w:t>
+      </w:r>
+    </w:p>
+    <w:tbl>
+      <w:tblPr>
+        <w:tblStyle w:val="TableGrid"/>
+        <w:tblW w:type="auto" w:w="0"/>
+        <w:tblLayout w:type="autofit"/>
+        <w:tblLook w:firstColumn="1" w:firstRow="1" w:lastColumn="0" w:lastRow="0" w:noHBand="0" w:noVBand="1" w:val="04A0"/>
+      </w:tblPr>
+      <w:tblGrid>
+        <w:gridCol w:w="4680"/>
+        <w:gridCol w:w="4680"/>
+      </w:tblGrid>
+      <w:tr>
+        <w:tc>
+          <w:tcPr>
+            <w:tcW w:type="dxa" w:w="4680"/>
+          </w:tcPr>
+          <w:p>
+            <w:r>
+              <w:rPr>
+                <w:b/>
+                <w:sz w:val="22"/>
+                <w:u w:val="single"/>
+              </w:rPr>
+              <w:t>Понятие</w:t>
+            </w:r>
+          </w:p>
+        </w:tc>
+        <w:tc>
+          <w:tcPr>
+            <w:tcW w:type="dxa" w:w="4680"/>
+          </w:tcPr>
+          <w:p>
+            <w:r>
+              <w:rPr>
+                <w:b/>
+                <w:sz w:val="22"/>
+                <w:u w:val="single"/>
+              </w:rPr>
+              <w:t>Определение</w:t>
+            </w:r>
+          </w:p>
+        </w:tc>
+      </w:tr>
+      <w:tr>
+        <w:tc>
+          <w:tcPr>
+            <w:tcW w:type="dxa" w:w="4680"/>
+          </w:tcPr>
+          <w:p>
+            <w:r>
+              <w:rPr>
+                <w:b/>
+                <w:color w:val="6622CC"/>
+              </w:rPr>
+              <w:t xml:space="preserve">A.  </w:t>
+            </w:r>
+            <w:r>
+              <w:rPr>
+                <w:sz w:val="22"/>
+              </w:rPr>
+              <w:t>Рекрутская повинность</w:t>
+            </w:r>
+          </w:p>
+        </w:tc>
+        <w:tc>
+          <w:tcPr>
+            <w:tcW w:type="dxa" w:w="4680"/>
+          </w:tcPr>
+          <w:p>
+            <w:r>
+              <w:rPr>
+                <w:sz w:val="22"/>
+              </w:rPr>
+              <w:t>Крупное предприятие с разделением труда</w:t>
+            </w:r>
+          </w:p>
+        </w:tc>
+      </w:tr>
+      <w:tr>
+        <w:tc>
+          <w:tcPr>
+            <w:tcW w:type="dxa" w:w="4680"/>
+          </w:tcPr>
+          <w:p>
+            <w:r>
+              <w:rPr>
+                <w:b/>
+                <w:color w:val="6622CC"/>
+              </w:rPr>
+              <w:t xml:space="preserve">B.  </w:t>
+            </w:r>
+            <w:r>
+              <w:rPr>
+                <w:sz w:val="22"/>
+              </w:rPr>
+              <w:t>Мануфактура</w:t>
+            </w:r>
+          </w:p>
+        </w:tc>
+        <w:tc>
+          <w:tcPr>
+            <w:tcW w:type="dxa" w:w="4680"/>
+          </w:tcPr>
+          <w:p>
+            <w:r>
+              <w:rPr>
+                <w:sz w:val="22"/>
+              </w:rPr>
+              <w:t>Сосредоточение верховной власти в руках монарха</w:t>
+            </w:r>
+          </w:p>
+        </w:tc>
+      </w:tr>
+      <w:tr>
+        <w:tc>
+          <w:tcPr>
+            <w:tcW w:type="dxa" w:w="4680"/>
+          </w:tcPr>
+          <w:p>
+            <w:r>
+              <w:rPr>
+                <w:b/>
+                <w:color w:val="6622CC"/>
+              </w:rPr>
+              <w:t xml:space="preserve">C.  </w:t>
+            </w:r>
+            <w:r>
+              <w:rPr>
+                <w:sz w:val="22"/>
+              </w:rPr>
+              <w:t>Абсолютная монархия</w:t>
+            </w:r>
+          </w:p>
+        </w:tc>
+        <w:tc>
+          <w:tcPr>
+            <w:tcW w:type="dxa" w:w="4680"/>
+          </w:tcPr>
+          <w:p>
+            <w:r>
+              <w:rPr>
+                <w:sz w:val="22"/>
+              </w:rPr>
+              <w:t>Поставка людей на военную службу</w:t>
+            </w:r>
+          </w:p>
+        </w:tc>
+      </w:tr>
+      <w:tr>
+        <w:tc>
+          <w:tcPr>
+            <w:tcW w:type="dxa" w:w="4680"/>
+          </w:tcPr>
+          <w:p>
+            <w:r>
+              <w:rPr>
+                <w:b/>
+                <w:color w:val="6622CC"/>
+              </w:rPr>
+              <w:t xml:space="preserve">D.  </w:t>
+            </w:r>
+            <w:r>
+              <w:rPr>
+                <w:sz w:val="22"/>
+              </w:rPr>
+              <w:t>Ревизии</w:t>
+            </w:r>
+          </w:p>
+        </w:tc>
+        <w:tc>
+          <w:tcPr>
+            <w:tcW w:type="dxa" w:w="4680"/>
+          </w:tcPr>
+          <w:p>
+            <w:r>
+              <w:rPr>
+                <w:sz w:val="22"/>
+              </w:rPr>
+              <w:t>Переписи для контроля и сбора подушной подати</w:t>
+            </w:r>
+          </w:p>
+        </w:tc>
+      </w:tr>
+    </w:tbl>
+    <w:p/>
+    <w:p>
+      <w:pPr>
+        <w:spacing w:before="200" w:after="80"/>
+      </w:pPr>
+      <w:r>
+        <w:rPr>
+          <w:b/>
+          <w:sz w:val="24"/>
+        </w:rPr>
+        <w:t>46. Сопоставьте социальную группу с изменениями в её положении.</w:t>
+      </w:r>
+    </w:p>
+    <w:tbl>
+      <w:tblPr>
+        <w:tblStyle w:val="TableGrid"/>
+        <w:tblW w:type="auto" w:w="0"/>
+        <w:tblLayout w:type="autofit"/>
+        <w:tblLook w:firstColumn="1" w:firstRow="1" w:lastColumn="0" w:lastRow="0" w:noHBand="0" w:noVBand="1" w:val="04A0"/>
+      </w:tblPr>
+      <w:tblGrid>
+        <w:gridCol w:w="4680"/>
+        <w:gridCol w:w="4680"/>
+      </w:tblGrid>
+      <w:tr>
+        <w:tc>
+          <w:tcPr>
+            <w:tcW w:type="dxa" w:w="4680"/>
+          </w:tcPr>
+          <w:p>
+            <w:r>
+              <w:rPr>
+                <w:b/>
+                <w:sz w:val="22"/>
+                <w:u w:val="single"/>
+              </w:rPr>
+              <w:t>Понятие</w:t>
+            </w:r>
+          </w:p>
+        </w:tc>
+        <w:tc>
+          <w:tcPr>
+            <w:tcW w:type="dxa" w:w="4680"/>
+          </w:tcPr>
+          <w:p>
+            <w:r>
+              <w:rPr>
+                <w:b/>
+                <w:sz w:val="22"/>
+                <w:u w:val="single"/>
+              </w:rPr>
+              <w:t>Определение</w:t>
+            </w:r>
+          </w:p>
+        </w:tc>
+      </w:tr>
+      <w:tr>
+        <w:tc>
+          <w:tcPr>
+            <w:tcW w:type="dxa" w:w="4680"/>
+          </w:tcPr>
+          <w:p>
+            <w:r>
+              <w:rPr>
+                <w:b/>
+                <w:color w:val="6622CC"/>
+              </w:rPr>
+              <w:t xml:space="preserve">A.  </w:t>
+            </w:r>
+            <w:r>
+              <w:rPr>
+                <w:sz w:val="22"/>
+              </w:rPr>
+              <w:t>Дворяне</w:t>
+            </w:r>
+          </w:p>
+        </w:tc>
+        <w:tc>
+          <w:tcPr>
+            <w:tcW w:type="dxa" w:w="4680"/>
+          </w:tcPr>
+          <w:p>
+            <w:r>
+              <w:rPr>
+                <w:sz w:val="22"/>
+              </w:rPr>
+              <w:t>Рост роли бюрократической службы</w:t>
+            </w:r>
+          </w:p>
+        </w:tc>
+      </w:tr>
+      <w:tr>
+        <w:tc>
+          <w:tcPr>
+            <w:tcW w:type="dxa" w:w="4680"/>
+          </w:tcPr>
+          <w:p>
+            <w:r>
+              <w:rPr>
+                <w:b/>
+                <w:color w:val="6622CC"/>
+              </w:rPr>
+              <w:t xml:space="preserve">B.  </w:t>
+            </w:r>
+            <w:r>
+              <w:rPr>
+                <w:sz w:val="22"/>
+              </w:rPr>
+              <w:t>Крестьяне</w:t>
+            </w:r>
+          </w:p>
+        </w:tc>
+        <w:tc>
+          <w:tcPr>
+            <w:tcW w:type="dxa" w:w="4680"/>
+          </w:tcPr>
+          <w:p>
+            <w:r>
+              <w:rPr>
+                <w:sz w:val="22"/>
+              </w:rPr>
+              <w:t>Рост налогов, рекрутских наборов и повинностей</w:t>
+            </w:r>
+          </w:p>
+        </w:tc>
+      </w:tr>
+      <w:tr>
+        <w:tc>
+          <w:tcPr>
+            <w:tcW w:type="dxa" w:w="4680"/>
+          </w:tcPr>
+          <w:p>
+            <w:r>
+              <w:rPr>
+                <w:b/>
+                <w:color w:val="6622CC"/>
+              </w:rPr>
+              <w:t xml:space="preserve">C.  </w:t>
+            </w:r>
+            <w:r>
+              <w:rPr>
+                <w:sz w:val="22"/>
+              </w:rPr>
+              <w:t>Чиновники</w:t>
+            </w:r>
+          </w:p>
+        </w:tc>
+        <w:tc>
+          <w:tcPr>
+            <w:tcW w:type="dxa" w:w="4680"/>
+          </w:tcPr>
+          <w:p>
+            <w:r>
+              <w:rPr>
+                <w:sz w:val="22"/>
+              </w:rPr>
+              <w:t>Усиление обязательной службы и требований к образованию</w:t>
+            </w:r>
+          </w:p>
+        </w:tc>
+      </w:tr>
+      <w:tr>
+        <w:tc>
+          <w:tcPr>
+            <w:tcW w:type="dxa" w:w="4680"/>
+          </w:tcPr>
+          <w:p>
+            <w:r>
+              <w:rPr>
+                <w:b/>
+                <w:color w:val="6622CC"/>
+              </w:rPr>
+              <w:t xml:space="preserve">D.  </w:t>
+            </w:r>
+            <w:r>
+              <w:rPr>
+                <w:sz w:val="22"/>
+              </w:rPr>
+              <w:t>Городская верхушка</w:t>
+            </w:r>
+          </w:p>
+        </w:tc>
+        <w:tc>
+          <w:tcPr>
+            <w:tcW w:type="dxa" w:w="4680"/>
+          </w:tcPr>
+          <w:p>
+            <w:r>
+              <w:rPr>
+                <w:sz w:val="22"/>
+              </w:rPr>
+              <w:t>Более сильное влияние европеизации</w:t>
+            </w:r>
+          </w:p>
+        </w:tc>
+      </w:tr>
+    </w:tbl>
+    <w:p/>
+    <w:p>
+      <w:pPr>
+        <w:spacing w:before="200" w:after="80"/>
+      </w:pPr>
+      <w:r>
+        <w:rPr>
+          <w:b/>
+          <w:sz w:val="24"/>
+        </w:rPr>
+        <w:t>47. Сопоставьте направление политики с примером.</w:t>
+      </w:r>
+    </w:p>
+    <w:tbl>
+      <w:tblPr>
+        <w:tblStyle w:val="TableGrid"/>
+        <w:tblW w:type="auto" w:w="0"/>
+        <w:tblLayout w:type="autofit"/>
+        <w:tblLook w:firstColumn="1" w:firstRow="1" w:lastColumn="0" w:lastRow="0" w:noHBand="0" w:noVBand="1" w:val="04A0"/>
+      </w:tblPr>
+      <w:tblGrid>
+        <w:gridCol w:w="4680"/>
+        <w:gridCol w:w="4680"/>
+      </w:tblGrid>
+      <w:tr>
+        <w:tc>
+          <w:tcPr>
+            <w:tcW w:type="dxa" w:w="4680"/>
+          </w:tcPr>
+          <w:p>
+            <w:r>
+              <w:rPr>
+                <w:b/>
+                <w:sz w:val="22"/>
+                <w:u w:val="single"/>
+              </w:rPr>
+              <w:t>Понятие</w:t>
+            </w:r>
+          </w:p>
+        </w:tc>
+        <w:tc>
+          <w:tcPr>
+            <w:tcW w:type="dxa" w:w="4680"/>
+          </w:tcPr>
+          <w:p>
+            <w:r>
+              <w:rPr>
+                <w:b/>
+                <w:sz w:val="22"/>
+                <w:u w:val="single"/>
+              </w:rPr>
+              <w:t>Определение</w:t>
+            </w:r>
+          </w:p>
+        </w:tc>
+      </w:tr>
+      <w:tr>
+        <w:tc>
+          <w:tcPr>
+            <w:tcW w:type="dxa" w:w="4680"/>
+          </w:tcPr>
+          <w:p>
+            <w:r>
+              <w:rPr>
+                <w:b/>
+                <w:color w:val="6622CC"/>
+              </w:rPr>
+              <w:t xml:space="preserve">A.  </w:t>
+            </w:r>
+            <w:r>
+              <w:rPr>
+                <w:sz w:val="22"/>
+              </w:rPr>
+              <w:t>Внешняя политика</w:t>
+            </w:r>
+          </w:p>
+        </w:tc>
+        <w:tc>
+          <w:tcPr>
+            <w:tcW w:type="dxa" w:w="4680"/>
+          </w:tcPr>
+          <w:p>
+            <w:r>
+              <w:rPr>
+                <w:sz w:val="22"/>
+              </w:rPr>
+              <w:t>Ассамблеи и европейская одежда</w:t>
+            </w:r>
+          </w:p>
+        </w:tc>
+      </w:tr>
+      <w:tr>
+        <w:tc>
+          <w:tcPr>
+            <w:tcW w:type="dxa" w:w="4680"/>
+          </w:tcPr>
+          <w:p>
+            <w:r>
+              <w:rPr>
+                <w:b/>
+                <w:color w:val="6622CC"/>
+              </w:rPr>
+              <w:t xml:space="preserve">B.  </w:t>
+            </w:r>
+            <w:r>
+              <w:rPr>
+                <w:sz w:val="22"/>
+              </w:rPr>
+              <w:t>Военная политика</w:t>
+            </w:r>
+          </w:p>
+        </w:tc>
+        <w:tc>
+          <w:tcPr>
+            <w:tcW w:type="dxa" w:w="4680"/>
+          </w:tcPr>
+          <w:p>
+            <w:r>
+              <w:rPr>
+                <w:sz w:val="22"/>
+              </w:rPr>
+              <w:t>Северная война</w:t>
+            </w:r>
+          </w:p>
+        </w:tc>
+      </w:tr>
+      <w:tr>
+        <w:tc>
+          <w:tcPr>
+            <w:tcW w:type="dxa" w:w="4680"/>
+          </w:tcPr>
+          <w:p>
+            <w:r>
+              <w:rPr>
+                <w:b/>
+                <w:color w:val="6622CC"/>
+              </w:rPr>
+              <w:t xml:space="preserve">C.  </w:t>
+            </w:r>
+            <w:r>
+              <w:rPr>
+                <w:sz w:val="22"/>
+              </w:rPr>
+              <w:t>Культурная политика</w:t>
+            </w:r>
+          </w:p>
+        </w:tc>
+        <w:tc>
+          <w:tcPr>
+            <w:tcW w:type="dxa" w:w="4680"/>
+          </w:tcPr>
+          <w:p>
+            <w:r>
+              <w:rPr>
+                <w:sz w:val="22"/>
+              </w:rPr>
+              <w:t>Школы математических и навигацких наук</w:t>
+            </w:r>
+          </w:p>
+        </w:tc>
+      </w:tr>
+      <w:tr>
+        <w:tc>
+          <w:tcPr>
+            <w:tcW w:type="dxa" w:w="4680"/>
+          </w:tcPr>
+          <w:p>
+            <w:r>
+              <w:rPr>
+                <w:b/>
+                <w:color w:val="6622CC"/>
+              </w:rPr>
+              <w:t xml:space="preserve">D.  </w:t>
+            </w:r>
+            <w:r>
+              <w:rPr>
+                <w:sz w:val="22"/>
+              </w:rPr>
+              <w:t>Образовательная политика</w:t>
+            </w:r>
+          </w:p>
+        </w:tc>
+        <w:tc>
+          <w:tcPr>
+            <w:tcW w:type="dxa" w:w="4680"/>
+          </w:tcPr>
+          <w:p>
+            <w:r>
+              <w:rPr>
+                <w:sz w:val="22"/>
+              </w:rPr>
+              <w:t>Создание регулярной армии и флота</w:t>
+            </w:r>
+          </w:p>
+        </w:tc>
+      </w:tr>
+    </w:tbl>
+    <w:p/>
+    <w:p>
+      <w:pPr>
+        <w:spacing w:before="200" w:after="80"/>
+      </w:pPr>
+      <w:r>
+        <w:rPr>
+          <w:b/>
+          <w:sz w:val="24"/>
+        </w:rPr>
+        <w:t>48. Сопоставьте войну или восстание с характеристикой.</w:t>
+      </w:r>
+    </w:p>
+    <w:tbl>
+      <w:tblPr>
+        <w:tblStyle w:val="TableGrid"/>
+        <w:tblW w:type="auto" w:w="0"/>
+        <w:tblLayout w:type="autofit"/>
+        <w:tblLook w:firstColumn="1" w:firstRow="1" w:lastColumn="0" w:lastRow="0" w:noHBand="0" w:noVBand="1" w:val="04A0"/>
+      </w:tblPr>
+      <w:tblGrid>
+        <w:gridCol w:w="4680"/>
+        <w:gridCol w:w="4680"/>
+      </w:tblGrid>
+      <w:tr>
+        <w:tc>
+          <w:tcPr>
+            <w:tcW w:type="dxa" w:w="4680"/>
+          </w:tcPr>
+          <w:p>
+            <w:r>
+              <w:rPr>
+                <w:b/>
+                <w:sz w:val="22"/>
+                <w:u w:val="single"/>
+              </w:rPr>
+              <w:t>Понятие</w:t>
+            </w:r>
+          </w:p>
+        </w:tc>
+        <w:tc>
+          <w:tcPr>
+            <w:tcW w:type="dxa" w:w="4680"/>
+          </w:tcPr>
+          <w:p>
+            <w:r>
+              <w:rPr>
+                <w:b/>
+                <w:sz w:val="22"/>
+                <w:u w:val="single"/>
+              </w:rPr>
+              <w:t>Определение</w:t>
+            </w:r>
+          </w:p>
+        </w:tc>
+      </w:tr>
+      <w:tr>
+        <w:tc>
+          <w:tcPr>
+            <w:tcW w:type="dxa" w:w="4680"/>
+          </w:tcPr>
+          <w:p>
+            <w:r>
+              <w:rPr>
+                <w:b/>
+                <w:color w:val="6622CC"/>
+              </w:rPr>
+              <w:t xml:space="preserve">A.  </w:t>
+            </w:r>
+            <w:r>
+              <w:rPr>
+                <w:sz w:val="22"/>
+              </w:rPr>
+              <w:t>Северная война</w:t>
+            </w:r>
+          </w:p>
+        </w:tc>
+        <w:tc>
+          <w:tcPr>
+            <w:tcW w:type="dxa" w:w="4680"/>
+          </w:tcPr>
+          <w:p>
+            <w:r>
+              <w:rPr>
+                <w:sz w:val="22"/>
+              </w:rPr>
+              <w:t>Связано с беглыми крестьянами, казаками и контролем государства</w:t>
+            </w:r>
+          </w:p>
+        </w:tc>
+      </w:tr>
+      <w:tr>
+        <w:tc>
+          <w:tcPr>
+            <w:tcW w:type="dxa" w:w="4680"/>
+          </w:tcPr>
+          <w:p>
+            <w:r>
+              <w:rPr>
+                <w:b/>
+                <w:color w:val="6622CC"/>
+              </w:rPr>
+              <w:t xml:space="preserve">B.  </w:t>
+            </w:r>
+            <w:r>
+              <w:rPr>
+                <w:sz w:val="22"/>
+              </w:rPr>
+              <w:t>Астраханское восстание</w:t>
+            </w:r>
+          </w:p>
+        </w:tc>
+        <w:tc>
+          <w:tcPr>
+            <w:tcW w:type="dxa" w:w="4680"/>
+          </w:tcPr>
+          <w:p>
+            <w:r>
+              <w:rPr>
+                <w:sz w:val="22"/>
+              </w:rPr>
+              <w:t>Борьба за выход к Балтийскому морю</w:t>
+            </w:r>
+          </w:p>
+        </w:tc>
+      </w:tr>
+      <w:tr>
+        <w:tc>
+          <w:tcPr>
+            <w:tcW w:type="dxa" w:w="4680"/>
+          </w:tcPr>
+          <w:p>
+            <w:r>
+              <w:rPr>
+                <w:b/>
+                <w:color w:val="6622CC"/>
+              </w:rPr>
+              <w:t xml:space="preserve">C.  </w:t>
+            </w:r>
+            <w:r>
+              <w:rPr>
+                <w:sz w:val="22"/>
+              </w:rPr>
+              <w:t>Восстание Булавина</w:t>
+            </w:r>
+          </w:p>
+        </w:tc>
+        <w:tc>
+          <w:tcPr>
+            <w:tcW w:type="dxa" w:w="4680"/>
+          </w:tcPr>
+          <w:p>
+            <w:r>
+              <w:rPr>
+                <w:sz w:val="22"/>
+              </w:rPr>
+              <w:t>Недовольство налогами, произволом и изменениями быта</w:t>
+            </w:r>
+          </w:p>
+        </w:tc>
+      </w:tr>
+      <w:tr>
+        <w:tc>
+          <w:tcPr>
+            <w:tcW w:type="dxa" w:w="4680"/>
+          </w:tcPr>
+          <w:p>
+            <w:r>
+              <w:rPr>
+                <w:b/>
+                <w:color w:val="6622CC"/>
+              </w:rPr>
+              <w:t xml:space="preserve">D.  </w:t>
+            </w:r>
+            <w:r>
+              <w:rPr>
+                <w:sz w:val="22"/>
+              </w:rPr>
+              <w:t>Полтавская битва</w:t>
+            </w:r>
+          </w:p>
+        </w:tc>
+        <w:tc>
+          <w:tcPr>
+            <w:tcW w:type="dxa" w:w="4680"/>
+          </w:tcPr>
+          <w:p>
+            <w:r>
+              <w:rPr>
+                <w:sz w:val="22"/>
+              </w:rPr>
+              <w:t>Крупная победа русской армии над шведами</w:t>
+            </w:r>
+          </w:p>
+        </w:tc>
+      </w:tr>
+    </w:tbl>
+    <w:p/>
+    <w:p>
+      <w:pPr>
+        <w:spacing w:before="200" w:after="80"/>
+      </w:pPr>
+      <w:r>
+        <w:rPr>
+          <w:b/>
+          <w:sz w:val="24"/>
+        </w:rPr>
+        <w:t>49. Сопоставьте документ или издание с его значением.</w:t>
+      </w:r>
+    </w:p>
+    <w:tbl>
+      <w:tblPr>
+        <w:tblStyle w:val="TableGrid"/>
+        <w:tblW w:type="auto" w:w="0"/>
+        <w:tblLayout w:type="autofit"/>
+        <w:tblLook w:firstColumn="1" w:firstRow="1" w:lastColumn="0" w:lastRow="0" w:noHBand="0" w:noVBand="1" w:val="04A0"/>
+      </w:tblPr>
+      <w:tblGrid>
+        <w:gridCol w:w="4680"/>
+        <w:gridCol w:w="4680"/>
+      </w:tblGrid>
+      <w:tr>
+        <w:tc>
+          <w:tcPr>
+            <w:tcW w:type="dxa" w:w="4680"/>
+          </w:tcPr>
+          <w:p>
+            <w:r>
+              <w:rPr>
+                <w:b/>
+                <w:sz w:val="22"/>
+                <w:u w:val="single"/>
+              </w:rPr>
+              <w:t>Понятие</w:t>
+            </w:r>
+          </w:p>
+        </w:tc>
+        <w:tc>
+          <w:tcPr>
+            <w:tcW w:type="dxa" w:w="4680"/>
+          </w:tcPr>
+          <w:p>
+            <w:r>
+              <w:rPr>
+                <w:b/>
+                <w:sz w:val="22"/>
+                <w:u w:val="single"/>
+              </w:rPr>
+              <w:t>Определение</w:t>
+            </w:r>
+          </w:p>
+        </w:tc>
+      </w:tr>
+      <w:tr>
+        <w:tc>
+          <w:tcPr>
+            <w:tcW w:type="dxa" w:w="4680"/>
+          </w:tcPr>
+          <w:p>
+            <w:r>
+              <w:rPr>
+                <w:b/>
+                <w:color w:val="6622CC"/>
+              </w:rPr>
+              <w:t xml:space="preserve">A.  </w:t>
+            </w:r>
+            <w:r>
+              <w:rPr>
+                <w:sz w:val="22"/>
+              </w:rPr>
+              <w:t>Табель о рангах</w:t>
+            </w:r>
+          </w:p>
+        </w:tc>
+        <w:tc>
+          <w:tcPr>
+            <w:tcW w:type="dxa" w:w="4680"/>
+          </w:tcPr>
+          <w:p>
+            <w:r>
+              <w:rPr>
+                <w:sz w:val="22"/>
+              </w:rPr>
+              <w:t>Дал монарху право назначать наследника</w:t>
+            </w:r>
+          </w:p>
+        </w:tc>
+      </w:tr>
+      <w:tr>
+        <w:tc>
+          <w:tcPr>
+            <w:tcW w:type="dxa" w:w="4680"/>
+          </w:tcPr>
+          <w:p>
+            <w:r>
+              <w:rPr>
+                <w:b/>
+                <w:color w:val="6622CC"/>
+              </w:rPr>
+              <w:t xml:space="preserve">B.  </w:t>
+            </w:r>
+            <w:r>
+              <w:rPr>
+                <w:sz w:val="22"/>
+              </w:rPr>
+              <w:t>Указ о престолонаследии</w:t>
+            </w:r>
+          </w:p>
+        </w:tc>
+        <w:tc>
+          <w:tcPr>
+            <w:tcW w:type="dxa" w:w="4680"/>
+          </w:tcPr>
+          <w:p>
+            <w:r>
+              <w:rPr>
+                <w:sz w:val="22"/>
+              </w:rPr>
+              <w:t>Закрепил победу России в Северной войне</w:t>
+            </w:r>
+          </w:p>
+        </w:tc>
+      </w:tr>
+      <w:tr>
+        <w:tc>
+          <w:tcPr>
+            <w:tcW w:type="dxa" w:w="4680"/>
+          </w:tcPr>
+          <w:p>
+            <w:r>
+              <w:rPr>
+                <w:b/>
+                <w:color w:val="6622CC"/>
+              </w:rPr>
+              <w:t xml:space="preserve">C.  </w:t>
+            </w:r>
+            <w:r>
+              <w:rPr>
+                <w:sz w:val="22"/>
+              </w:rPr>
+              <w:t>«Ведомости»</w:t>
+            </w:r>
+          </w:p>
+        </w:tc>
+        <w:tc>
+          <w:tcPr>
+            <w:tcW w:type="dxa" w:w="4680"/>
+          </w:tcPr>
+          <w:p>
+            <w:r>
+              <w:rPr>
+                <w:sz w:val="22"/>
+              </w:rPr>
+              <w:t>Первая русская печатная газета</w:t>
+            </w:r>
+          </w:p>
+        </w:tc>
+      </w:tr>
+      <w:tr>
+        <w:tc>
+          <w:tcPr>
+            <w:tcW w:type="dxa" w:w="4680"/>
+          </w:tcPr>
+          <w:p>
+            <w:r>
+              <w:rPr>
+                <w:b/>
+                <w:color w:val="6622CC"/>
+              </w:rPr>
+              <w:t xml:space="preserve">D.  </w:t>
+            </w:r>
+            <w:r>
+              <w:rPr>
+                <w:sz w:val="22"/>
+              </w:rPr>
+              <w:t>Ништадтский мир</w:t>
+            </w:r>
+          </w:p>
+        </w:tc>
+        <w:tc>
+          <w:tcPr>
+            <w:tcW w:type="dxa" w:w="4680"/>
+          </w:tcPr>
+          <w:p>
+            <w:r>
+              <w:rPr>
+                <w:sz w:val="22"/>
+              </w:rPr>
+              <w:t>Упорядочила систему чинов</w:t>
+            </w:r>
+          </w:p>
+        </w:tc>
+      </w:tr>
+    </w:tbl>
+    <w:p/>
+    <w:p>
+      <w:pPr>
+        <w:spacing w:before="200" w:after="80"/>
+      </w:pPr>
+      <w:r>
+        <w:rPr>
+          <w:b/>
+          <w:sz w:val="24"/>
+        </w:rPr>
+        <w:t>50. Сопоставьте причину и следствие в системе петровских реформ.</w:t>
+      </w:r>
+    </w:p>
+    <w:tbl>
+      <w:tblPr>
+        <w:tblStyle w:val="TableGrid"/>
+        <w:tblW w:type="auto" w:w="0"/>
+        <w:tblLayout w:type="autofit"/>
+        <w:tblLook w:firstColumn="1" w:firstRow="1" w:lastColumn="0" w:lastRow="0" w:noHBand="0" w:noVBand="1" w:val="04A0"/>
+      </w:tblPr>
+      <w:tblGrid>
+        <w:gridCol w:w="4680"/>
+        <w:gridCol w:w="4680"/>
+      </w:tblGrid>
+      <w:tr>
+        <w:tc>
+          <w:tcPr>
+            <w:tcW w:type="dxa" w:w="4680"/>
+          </w:tcPr>
+          <w:p>
+            <w:r>
+              <w:rPr>
+                <w:b/>
+                <w:sz w:val="22"/>
+                <w:u w:val="single"/>
+              </w:rPr>
+              <w:t>Понятие</w:t>
+            </w:r>
+          </w:p>
+        </w:tc>
+        <w:tc>
+          <w:tcPr>
+            <w:tcW w:type="dxa" w:w="4680"/>
+          </w:tcPr>
+          <w:p>
+            <w:r>
+              <w:rPr>
+                <w:b/>
+                <w:sz w:val="22"/>
+                <w:u w:val="single"/>
+              </w:rPr>
+              <w:t>Определение</w:t>
+            </w:r>
+          </w:p>
+        </w:tc>
+      </w:tr>
+      <w:tr>
+        <w:tc>
+          <w:tcPr>
+            <w:tcW w:type="dxa" w:w="4680"/>
+          </w:tcPr>
+          <w:p>
+            <w:r>
+              <w:rPr>
+                <w:b/>
+                <w:color w:val="6622CC"/>
+              </w:rPr>
+              <w:t xml:space="preserve">A.  </w:t>
+            </w:r>
+            <w:r>
+              <w:rPr>
+                <w:sz w:val="22"/>
+              </w:rPr>
+              <w:t>Северная война</w:t>
+            </w:r>
+          </w:p>
+        </w:tc>
+        <w:tc>
+          <w:tcPr>
+            <w:tcW w:type="dxa" w:w="4680"/>
+          </w:tcPr>
+          <w:p>
+            <w:r>
+              <w:rPr>
+                <w:sz w:val="22"/>
+              </w:rPr>
+              <w:t>Потребовали переписей и контроля над населением</w:t>
+            </w:r>
+          </w:p>
+        </w:tc>
+      </w:tr>
+      <w:tr>
+        <w:tc>
+          <w:tcPr>
+            <w:tcW w:type="dxa" w:w="4680"/>
+          </w:tcPr>
+          <w:p>
+            <w:r>
+              <w:rPr>
+                <w:b/>
+                <w:color w:val="6622CC"/>
+              </w:rPr>
+              <w:t xml:space="preserve">B.  </w:t>
+            </w:r>
+            <w:r>
+              <w:rPr>
+                <w:sz w:val="22"/>
+              </w:rPr>
+              <w:t>Армия и флот</w:t>
+            </w:r>
+          </w:p>
+        </w:tc>
+        <w:tc>
+          <w:tcPr>
+            <w:tcW w:type="dxa" w:w="4680"/>
+          </w:tcPr>
+          <w:p>
+            <w:r>
+              <w:rPr>
+                <w:sz w:val="22"/>
+              </w:rPr>
+              <w:t>Потребовала сильной армии и флота</w:t>
+            </w:r>
+          </w:p>
+        </w:tc>
+      </w:tr>
+      <w:tr>
+        <w:tc>
+          <w:tcPr>
+            <w:tcW w:type="dxa" w:w="4680"/>
+          </w:tcPr>
+          <w:p>
+            <w:r>
+              <w:rPr>
+                <w:b/>
+                <w:color w:val="6622CC"/>
+              </w:rPr>
+              <w:t xml:space="preserve">C.  </w:t>
+            </w:r>
+            <w:r>
+              <w:rPr>
+                <w:sz w:val="22"/>
+              </w:rPr>
+              <w:t>Налоги</w:t>
+            </w:r>
+          </w:p>
+        </w:tc>
+        <w:tc>
+          <w:tcPr>
+            <w:tcW w:type="dxa" w:w="4680"/>
+          </w:tcPr>
+          <w:p>
+            <w:r>
+              <w:rPr>
+                <w:sz w:val="22"/>
+              </w:rPr>
+              <w:t>Потребовали чиновников и системы подготовки</w:t>
+            </w:r>
+          </w:p>
+        </w:tc>
+      </w:tr>
+      <w:tr>
+        <w:tc>
+          <w:tcPr>
+            <w:tcW w:type="dxa" w:w="4680"/>
+          </w:tcPr>
+          <w:p>
+            <w:r>
+              <w:rPr>
+                <w:b/>
+                <w:color w:val="6622CC"/>
+              </w:rPr>
+              <w:t xml:space="preserve">D.  </w:t>
+            </w:r>
+            <w:r>
+              <w:rPr>
+                <w:sz w:val="22"/>
+              </w:rPr>
+              <w:t>Новые органы управления</w:t>
+            </w:r>
+          </w:p>
+        </w:tc>
+        <w:tc>
+          <w:tcPr>
+            <w:tcW w:type="dxa" w:w="4680"/>
+          </w:tcPr>
+          <w:p>
+            <w:r>
+              <w:rPr>
+                <w:sz w:val="22"/>
+              </w:rPr>
+              <w:t>Потребовали налогов, заводов и специалистов</w:t>
             </w:r>
           </w:p>
         </w:tc>
@@ -811,7 +3555,7 @@
               <w:rPr>
                 <w:sz w:val="20"/>
               </w:rPr>
-              <w:t>Какой главный итог петровской эпохи был официально закреплён в 1721 го…</w:t>
+              <w:t>В каком году Россия была официально провозглашена империей?</w:t>
             </w:r>
           </w:p>
         </w:tc>
@@ -827,7 +3571,7 @@
                 <w:color w:val="008000"/>
                 <w:sz w:val="22"/>
               </w:rPr>
-              <w:t>A. Превращение Русского царства в Российскую империю</w:t>
+              <w:t>A. 1721</w:t>
             </w:r>
           </w:p>
         </w:tc>
@@ -860,7 +3604,7 @@
               <w:rPr>
                 <w:sz w:val="20"/>
               </w:rPr>
-              <w:t>Что стало одной из причин неудачи первого Азовского похода 1695 года?</w:t>
+              <w:t>К какой династии принадлежал Пётр I?</w:t>
             </w:r>
           </w:p>
         </w:tc>
@@ -876,7 +3620,7 @@
                 <w:color w:val="008000"/>
                 <w:sz w:val="22"/>
               </w:rPr>
-              <w:t>A. Отсутствие сильного флота</w:t>
+              <w:t>A. Романовых</w:t>
             </w:r>
           </w:p>
         </w:tc>
@@ -909,7 +3653,7 @@
               <w:rPr>
                 <w:sz w:val="20"/>
               </w:rPr>
-              <w:t>В 1703 году был основан Санкт-Петербург, задуманный как крепость, порт…</w:t>
+              <w:t>Кто стал регентшей при Иване V и Петре I после событий 1682 года?</w:t>
             </w:r>
           </w:p>
         </w:tc>
@@ -925,7 +3669,7 @@
                 <w:color w:val="008000"/>
                 <w:sz w:val="22"/>
               </w:rPr>
-              <w:t>A. Истина</w:t>
+              <w:t>A. Софья Алексеевна</w:t>
             </w:r>
           </w:p>
         </w:tc>
@@ -958,7 +3702,7 @@
               <w:rPr>
                 <w:sz w:val="20"/>
               </w:rPr>
-              <w:t>Правительствующий Сенат при Петре I был парламентом, который представл…</w:t>
+              <w:t>Какие полки выросли из «потешных полков» Петра I?</w:t>
             </w:r>
           </w:p>
         </w:tc>
@@ -974,7 +3718,7 @@
                 <w:color w:val="008000"/>
                 <w:sz w:val="22"/>
               </w:rPr>
-              <w:t>B. Ложь</w:t>
+              <w:t>A. Преображенский и Семёновский</w:t>
             </w:r>
           </w:p>
         </w:tc>
@@ -1007,7 +3751,7 @@
               <w:rPr>
                 <w:sz w:val="20"/>
               </w:rPr>
-              <w:t>В 1722 году была принята _____, которая разделила военные, гражданские…</w:t>
+              <w:t>Что стало одной из причин неудачи первого Азовского похода 1695 года?</w:t>
             </w:r>
           </w:p>
         </w:tc>
@@ -1023,7 +3767,7 @@
                 <w:color w:val="008000"/>
                 <w:sz w:val="22"/>
               </w:rPr>
-              <w:t>Табель о рангах</w:t>
+              <w:t>A. Отсутствие сильного флота</w:t>
             </w:r>
           </w:p>
         </w:tc>
@@ -1056,7 +3800,7 @@
               <w:rPr>
                 <w:sz w:val="20"/>
               </w:rPr>
-              <w:t>Северная война завершилась в 1721 году подписанием _____ мира.</w:t>
+              <w:t>Как называлась зарубежная поездка Петра I 1697–1698 годов?</w:t>
             </w:r>
           </w:p>
         </w:tc>
@@ -1072,7 +3816,7 @@
                 <w:color w:val="008000"/>
                 <w:sz w:val="22"/>
               </w:rPr>
-              <w:t>Ништадтского</w:t>
+              <w:t>A. Великое посольство</w:t>
             </w:r>
           </w:p>
         </w:tc>
@@ -1105,7 +3849,7 @@
               <w:rPr>
                 <w:sz w:val="20"/>
               </w:rPr>
-              <w:t>Почему Пётр I уделял большое внимание созданию регулярной армии и флот…</w:t>
+              <w:t>Какое событие стало переломным в Северной войне?</w:t>
             </w:r>
           </w:p>
         </w:tc>
@@ -1121,7 +3865,7 @@
                 <w:color w:val="008000"/>
                 <w:sz w:val="22"/>
               </w:rPr>
-              <w:t>России требовались боеспособные вооружённые силы для длительных войн, выхода к морям и усиления международного положения государства.</w:t>
+              <w:t>A. Полтавская битва</w:t>
             </w:r>
           </w:p>
         </w:tc>
@@ -1154,7 +3898,7 @@
               <w:rPr>
                 <w:sz w:val="20"/>
               </w:rPr>
-              <w:t>Какие последствия имела подушная подать для крестьян и посадских людей…</w:t>
+              <w:t>Какой документ 1722 года разделил военные, гражданские и придворные чи…</w:t>
             </w:r>
           </w:p>
         </w:tc>
@@ -1170,7 +3914,7 @@
                 <w:color w:val="008000"/>
                 <w:sz w:val="22"/>
               </w:rPr>
-              <w:t>Она усилила налоговое бремя и контроль государства над населением через ревизии.</w:t>
+              <w:t>A. Табель о рангах</w:t>
             </w:r>
           </w:p>
         </w:tc>
@@ -1203,7 +3947,7 @@
               <w:rPr>
                 <w:sz w:val="20"/>
               </w:rPr>
-              <w:t>Сопоставьте событие петровской эпохи с его значением.</w:t>
+              <w:t>Какой орган был создан в 1721 году для управления церковью вместо патр…</w:t>
             </w:r>
           </w:p>
         </w:tc>
@@ -1219,37 +3963,7 @@
                 <w:color w:val="008000"/>
                 <w:sz w:val="22"/>
               </w:rPr>
-              <w:t>Полтавская битва → Перелом в Северной войне в пользу России</w:t>
-            </w:r>
-          </w:p>
-          <w:p>
-            <w:r>
-              <w:rPr>
-                <w:b/>
-                <w:color w:val="008000"/>
-                <w:sz w:val="22"/>
-              </w:rPr>
-              <w:t>Великое посольство → Изучение европейского опыта и приглашение специалистов</w:t>
-            </w:r>
-          </w:p>
-          <w:p>
-            <w:r>
-              <w:rPr>
-                <w:b/>
-                <w:color w:val="008000"/>
-                <w:sz w:val="22"/>
-              </w:rPr>
-              <w:t>Основание Санкт-Петербурга → Создание новой столицы и символа выхода к Балтике</w:t>
-            </w:r>
-          </w:p>
-          <w:p>
-            <w:r>
-              <w:rPr>
-                <w:b/>
-                <w:color w:val="008000"/>
-                <w:sz w:val="22"/>
-              </w:rPr>
-              <w:t>Учреждение Синода → Подчинение церкви государству</w:t>
+              <w:t>A. Святейший правительствующий синод</w:t>
             </w:r>
           </w:p>
         </w:tc>
@@ -1282,7 +3996,7 @@
               <w:rPr>
                 <w:sz w:val="20"/>
               </w:rPr>
-              <w:t>Сопоставьте реформу Петра I с её содержанием.</w:t>
+              <w:t>Какая форма правления усилилась при Петре I?</w:t>
             </w:r>
           </w:p>
         </w:tc>
@@ -1298,9 +4012,48 @@
                 <w:color w:val="008000"/>
                 <w:sz w:val="22"/>
               </w:rPr>
-              <w:t>Военная реформа → Создание регулярной армии на основе рекрутской повинности</w:t>
+              <w:t>A. Абсолютная монархия</w:t>
             </w:r>
           </w:p>
+        </w:tc>
+      </w:tr>
+      <w:tr>
+        <w:tc>
+          <w:tcPr>
+            <w:tcW w:type="dxa" w:w="3120"/>
+            <w:tcW w:w="500" w:type="dxa"/>
+          </w:tcPr>
+          <w:p>
+            <w:pPr>
+              <w:jc w:val="center"/>
+            </w:pPr>
+            <w:r>
+              <w:rPr>
+                <w:sz w:val="22"/>
+              </w:rPr>
+              <w:t>11</w:t>
+            </w:r>
+          </w:p>
+        </w:tc>
+        <w:tc>
+          <w:tcPr>
+            <w:tcW w:type="dxa" w:w="3120"/>
+            <w:tcW w:w="6060" w:type="dxa"/>
+          </w:tcPr>
+          <w:p>
+            <w:r>
+              <w:rPr>
+                <w:sz w:val="20"/>
+              </w:rPr>
+              <w:t>Пётр I формально стал царём в 1682 году, но начал самостоятельное прав…</w:t>
+            </w:r>
+          </w:p>
+        </w:tc>
+        <w:tc>
+          <w:tcPr>
+            <w:tcW w:type="dxa" w:w="3120"/>
+            <w:tcW w:w="2800" w:type="dxa"/>
+          </w:tcPr>
           <w:p>
             <w:r>
               <w:rPr>
@@ -1308,9 +4061,48 @@
                 <w:color w:val="008000"/>
                 <w:sz w:val="22"/>
               </w:rPr>
-              <w:t>Губернская реформа → Разделение страны на губернии</w:t>
+              <w:t>A. Истина</w:t>
             </w:r>
           </w:p>
+        </w:tc>
+      </w:tr>
+      <w:tr>
+        <w:tc>
+          <w:tcPr>
+            <w:tcW w:type="dxa" w:w="3120"/>
+            <w:tcW w:w="500" w:type="dxa"/>
+          </w:tcPr>
+          <w:p>
+            <w:pPr>
+              <w:jc w:val="center"/>
+            </w:pPr>
+            <w:r>
+              <w:rPr>
+                <w:sz w:val="22"/>
+              </w:rPr>
+              <w:t>12</w:t>
+            </w:r>
+          </w:p>
+        </w:tc>
+        <w:tc>
+          <w:tcPr>
+            <w:tcW w:type="dxa" w:w="3120"/>
+            <w:tcW w:w="6060" w:type="dxa"/>
+          </w:tcPr>
+          <w:p>
+            <w:r>
+              <w:rPr>
+                <w:sz w:val="20"/>
+              </w:rPr>
+              <w:t>Второй Азовский поход 1696 года завершился взятием крепости Азов.</w:t>
+            </w:r>
+          </w:p>
+        </w:tc>
+        <w:tc>
+          <w:tcPr>
+            <w:tcW w:type="dxa" w:w="3120"/>
+            <w:tcW w:w="2800" w:type="dxa"/>
+          </w:tcPr>
           <w:p>
             <w:r>
               <w:rPr>
@@ -1318,9 +4110,48 @@
                 <w:color w:val="008000"/>
                 <w:sz w:val="22"/>
               </w:rPr>
-              <w:t>Налоговая реформа → Введение подушной подати</w:t>
+              <w:t>A. Истина</w:t>
             </w:r>
           </w:p>
+        </w:tc>
+      </w:tr>
+      <w:tr>
+        <w:tc>
+          <w:tcPr>
+            <w:tcW w:type="dxa" w:w="3120"/>
+            <w:tcW w:w="500" w:type="dxa"/>
+          </w:tcPr>
+          <w:p>
+            <w:pPr>
+              <w:jc w:val="center"/>
+            </w:pPr>
+            <w:r>
+              <w:rPr>
+                <w:sz w:val="22"/>
+              </w:rPr>
+              <w:t>13</w:t>
+            </w:r>
+          </w:p>
+        </w:tc>
+        <w:tc>
+          <w:tcPr>
+            <w:tcW w:type="dxa" w:w="3120"/>
+            <w:tcW w:w="6060" w:type="dxa"/>
+          </w:tcPr>
+          <w:p>
+            <w:r>
+              <w:rPr>
+                <w:sz w:val="20"/>
+              </w:rPr>
+              <w:t>Великое посольство смогло создать прочный общеевропейский союз против …</w:t>
+            </w:r>
+          </w:p>
+        </w:tc>
+        <w:tc>
+          <w:tcPr>
+            <w:tcW w:type="dxa" w:w="3120"/>
+            <w:tcW w:w="2800" w:type="dxa"/>
+          </w:tcPr>
           <w:p>
             <w:r>
               <w:rPr>
@@ -1328,7 +4159,2120 @@
                 <w:color w:val="008000"/>
                 <w:sz w:val="22"/>
               </w:rPr>
-              <w:t>Реформа управления → Создание Сената и коллегий</w:t>
+              <w:t>B. Ложь</w:t>
+            </w:r>
+          </w:p>
+        </w:tc>
+      </w:tr>
+      <w:tr>
+        <w:tc>
+          <w:tcPr>
+            <w:tcW w:type="dxa" w:w="3120"/>
+            <w:tcW w:w="500" w:type="dxa"/>
+          </w:tcPr>
+          <w:p>
+            <w:pPr>
+              <w:jc w:val="center"/>
+            </w:pPr>
+            <w:r>
+              <w:rPr>
+                <w:sz w:val="22"/>
+              </w:rPr>
+              <w:t>14</w:t>
+            </w:r>
+          </w:p>
+        </w:tc>
+        <w:tc>
+          <w:tcPr>
+            <w:tcW w:type="dxa" w:w="3120"/>
+            <w:tcW w:w="6060" w:type="dxa"/>
+          </w:tcPr>
+          <w:p>
+            <w:r>
+              <w:rPr>
+                <w:sz w:val="20"/>
+              </w:rPr>
+              <w:t>Рекрутская повинность была связана с поставкой людей на военную службу…</w:t>
+            </w:r>
+          </w:p>
+        </w:tc>
+        <w:tc>
+          <w:tcPr>
+            <w:tcW w:type="dxa" w:w="3120"/>
+            <w:tcW w:w="2800" w:type="dxa"/>
+          </w:tcPr>
+          <w:p>
+            <w:r>
+              <w:rPr>
+                <w:b/>
+                <w:color w:val="008000"/>
+                <w:sz w:val="22"/>
+              </w:rPr>
+              <w:t>A. Истина</w:t>
+            </w:r>
+          </w:p>
+        </w:tc>
+      </w:tr>
+      <w:tr>
+        <w:tc>
+          <w:tcPr>
+            <w:tcW w:type="dxa" w:w="3120"/>
+            <w:tcW w:w="500" w:type="dxa"/>
+          </w:tcPr>
+          <w:p>
+            <w:pPr>
+              <w:jc w:val="center"/>
+            </w:pPr>
+            <w:r>
+              <w:rPr>
+                <w:sz w:val="22"/>
+              </w:rPr>
+              <w:t>15</w:t>
+            </w:r>
+          </w:p>
+        </w:tc>
+        <w:tc>
+          <w:tcPr>
+            <w:tcW w:type="dxa" w:w="3120"/>
+            <w:tcW w:w="6060" w:type="dxa"/>
+          </w:tcPr>
+          <w:p>
+            <w:r>
+              <w:rPr>
+                <w:sz w:val="20"/>
+              </w:rPr>
+              <w:t>Россия вступила в Северную войну против Швеции ради выхода к Балтийско…</w:t>
+            </w:r>
+          </w:p>
+        </w:tc>
+        <w:tc>
+          <w:tcPr>
+            <w:tcW w:type="dxa" w:w="3120"/>
+            <w:tcW w:w="2800" w:type="dxa"/>
+          </w:tcPr>
+          <w:p>
+            <w:r>
+              <w:rPr>
+                <w:b/>
+                <w:color w:val="008000"/>
+                <w:sz w:val="22"/>
+              </w:rPr>
+              <w:t>A. Истина</w:t>
+            </w:r>
+          </w:p>
+        </w:tc>
+      </w:tr>
+      <w:tr>
+        <w:tc>
+          <w:tcPr>
+            <w:tcW w:type="dxa" w:w="3120"/>
+            <w:tcW w:w="500" w:type="dxa"/>
+          </w:tcPr>
+          <w:p>
+            <w:pPr>
+              <w:jc w:val="center"/>
+            </w:pPr>
+            <w:r>
+              <w:rPr>
+                <w:sz w:val="22"/>
+              </w:rPr>
+              <w:t>16</w:t>
+            </w:r>
+          </w:p>
+        </w:tc>
+        <w:tc>
+          <w:tcPr>
+            <w:tcW w:type="dxa" w:w="3120"/>
+            <w:tcW w:w="6060" w:type="dxa"/>
+          </w:tcPr>
+          <w:p>
+            <w:r>
+              <w:rPr>
+                <w:sz w:val="20"/>
+              </w:rPr>
+              <w:t>Поражение под Нарвой заставило Петра I отказаться от войны со Швецией.</w:t>
+            </w:r>
+          </w:p>
+        </w:tc>
+        <w:tc>
+          <w:tcPr>
+            <w:tcW w:type="dxa" w:w="3120"/>
+            <w:tcW w:w="2800" w:type="dxa"/>
+          </w:tcPr>
+          <w:p>
+            <w:r>
+              <w:rPr>
+                <w:b/>
+                <w:color w:val="008000"/>
+                <w:sz w:val="22"/>
+              </w:rPr>
+              <w:t>B. Ложь</w:t>
+            </w:r>
+          </w:p>
+        </w:tc>
+      </w:tr>
+      <w:tr>
+        <w:tc>
+          <w:tcPr>
+            <w:tcW w:type="dxa" w:w="3120"/>
+            <w:tcW w:w="500" w:type="dxa"/>
+          </w:tcPr>
+          <w:p>
+            <w:pPr>
+              <w:jc w:val="center"/>
+            </w:pPr>
+            <w:r>
+              <w:rPr>
+                <w:sz w:val="22"/>
+              </w:rPr>
+              <w:t>17</w:t>
+            </w:r>
+          </w:p>
+        </w:tc>
+        <w:tc>
+          <w:tcPr>
+            <w:tcW w:type="dxa" w:w="3120"/>
+            <w:tcW w:w="6060" w:type="dxa"/>
+          </w:tcPr>
+          <w:p>
+            <w:r>
+              <w:rPr>
+                <w:sz w:val="20"/>
+              </w:rPr>
+              <w:t>Санкт-Петербург был основан в 1703 году в устье Невы.</w:t>
+            </w:r>
+          </w:p>
+        </w:tc>
+        <w:tc>
+          <w:tcPr>
+            <w:tcW w:type="dxa" w:w="3120"/>
+            <w:tcW w:w="2800" w:type="dxa"/>
+          </w:tcPr>
+          <w:p>
+            <w:r>
+              <w:rPr>
+                <w:b/>
+                <w:color w:val="008000"/>
+                <w:sz w:val="22"/>
+              </w:rPr>
+              <w:t>A. Истина</w:t>
+            </w:r>
+          </w:p>
+        </w:tc>
+      </w:tr>
+      <w:tr>
+        <w:tc>
+          <w:tcPr>
+            <w:tcW w:type="dxa" w:w="3120"/>
+            <w:tcW w:w="500" w:type="dxa"/>
+          </w:tcPr>
+          <w:p>
+            <w:pPr>
+              <w:jc w:val="center"/>
+            </w:pPr>
+            <w:r>
+              <w:rPr>
+                <w:sz w:val="22"/>
+              </w:rPr>
+              <w:t>18</w:t>
+            </w:r>
+          </w:p>
+        </w:tc>
+        <w:tc>
+          <w:tcPr>
+            <w:tcW w:type="dxa" w:w="3120"/>
+            <w:tcW w:w="6060" w:type="dxa"/>
+          </w:tcPr>
+          <w:p>
+            <w:r>
+              <w:rPr>
+                <w:sz w:val="20"/>
+              </w:rPr>
+              <w:t>Правительствующий Сенат при Петре I ограничивал власть монарха как сов…</w:t>
+            </w:r>
+          </w:p>
+        </w:tc>
+        <w:tc>
+          <w:tcPr>
+            <w:tcW w:type="dxa" w:w="3120"/>
+            <w:tcW w:w="2800" w:type="dxa"/>
+          </w:tcPr>
+          <w:p>
+            <w:r>
+              <w:rPr>
+                <w:b/>
+                <w:color w:val="008000"/>
+                <w:sz w:val="22"/>
+              </w:rPr>
+              <w:t>B. Ложь</w:t>
+            </w:r>
+          </w:p>
+        </w:tc>
+      </w:tr>
+      <w:tr>
+        <w:tc>
+          <w:tcPr>
+            <w:tcW w:type="dxa" w:w="3120"/>
+            <w:tcW w:w="500" w:type="dxa"/>
+          </w:tcPr>
+          <w:p>
+            <w:pPr>
+              <w:jc w:val="center"/>
+            </w:pPr>
+            <w:r>
+              <w:rPr>
+                <w:sz w:val="22"/>
+              </w:rPr>
+              <w:t>19</w:t>
+            </w:r>
+          </w:p>
+        </w:tc>
+        <w:tc>
+          <w:tcPr>
+            <w:tcW w:type="dxa" w:w="3120"/>
+            <w:tcW w:w="6060" w:type="dxa"/>
+          </w:tcPr>
+          <w:p>
+            <w:r>
+              <w:rPr>
+                <w:sz w:val="20"/>
+              </w:rPr>
+              <w:t>Подушная подать взималась с мужского населения податных сословий.</w:t>
+            </w:r>
+          </w:p>
+        </w:tc>
+        <w:tc>
+          <w:tcPr>
+            <w:tcW w:type="dxa" w:w="3120"/>
+            <w:tcW w:w="2800" w:type="dxa"/>
+          </w:tcPr>
+          <w:p>
+            <w:r>
+              <w:rPr>
+                <w:b/>
+                <w:color w:val="008000"/>
+                <w:sz w:val="22"/>
+              </w:rPr>
+              <w:t>A. Истина</w:t>
+            </w:r>
+          </w:p>
+        </w:tc>
+      </w:tr>
+      <w:tr>
+        <w:tc>
+          <w:tcPr>
+            <w:tcW w:type="dxa" w:w="3120"/>
+            <w:tcW w:w="500" w:type="dxa"/>
+          </w:tcPr>
+          <w:p>
+            <w:pPr>
+              <w:jc w:val="center"/>
+            </w:pPr>
+            <w:r>
+              <w:rPr>
+                <w:sz w:val="22"/>
+              </w:rPr>
+              <w:t>20</w:t>
+            </w:r>
+          </w:p>
+        </w:tc>
+        <w:tc>
+          <w:tcPr>
+            <w:tcW w:type="dxa" w:w="3120"/>
+            <w:tcW w:w="6060" w:type="dxa"/>
+          </w:tcPr>
+          <w:p>
+            <w:r>
+              <w:rPr>
+                <w:sz w:val="20"/>
+              </w:rPr>
+              <w:t>Петровская европеизация одинаково глубоко затронула дворянство и основ…</w:t>
+            </w:r>
+          </w:p>
+        </w:tc>
+        <w:tc>
+          <w:tcPr>
+            <w:tcW w:type="dxa" w:w="3120"/>
+            <w:tcW w:w="2800" w:type="dxa"/>
+          </w:tcPr>
+          <w:p>
+            <w:r>
+              <w:rPr>
+                <w:b/>
+                <w:color w:val="008000"/>
+                <w:sz w:val="22"/>
+              </w:rPr>
+              <w:t>B. Ложь</w:t>
+            </w:r>
+          </w:p>
+        </w:tc>
+      </w:tr>
+      <w:tr>
+        <w:tc>
+          <w:tcPr>
+            <w:tcW w:type="dxa" w:w="3120"/>
+            <w:tcW w:w="500" w:type="dxa"/>
+          </w:tcPr>
+          <w:p>
+            <w:pPr>
+              <w:jc w:val="center"/>
+            </w:pPr>
+            <w:r>
+              <w:rPr>
+                <w:sz w:val="22"/>
+              </w:rPr>
+              <w:t>21</w:t>
+            </w:r>
+          </w:p>
+        </w:tc>
+        <w:tc>
+          <w:tcPr>
+            <w:tcW w:type="dxa" w:w="3120"/>
+            <w:tcW w:w="6060" w:type="dxa"/>
+          </w:tcPr>
+          <w:p>
+            <w:r>
+              <w:rPr>
+                <w:sz w:val="20"/>
+              </w:rPr>
+              <w:t>Главным внешнеполитическим событием петровской эпохи стала _____ война…</w:t>
+            </w:r>
+          </w:p>
+        </w:tc>
+        <w:tc>
+          <w:tcPr>
+            <w:tcW w:type="dxa" w:w="3120"/>
+            <w:tcW w:w="2800" w:type="dxa"/>
+          </w:tcPr>
+          <w:p>
+            <w:r>
+              <w:rPr>
+                <w:b/>
+                <w:color w:val="008000"/>
+                <w:sz w:val="22"/>
+              </w:rPr>
+              <w:t>Северная</w:t>
+            </w:r>
+          </w:p>
+        </w:tc>
+      </w:tr>
+      <w:tr>
+        <w:tc>
+          <w:tcPr>
+            <w:tcW w:type="dxa" w:w="3120"/>
+            <w:tcW w:w="500" w:type="dxa"/>
+          </w:tcPr>
+          <w:p>
+            <w:pPr>
+              <w:jc w:val="center"/>
+            </w:pPr>
+            <w:r>
+              <w:rPr>
+                <w:sz w:val="22"/>
+              </w:rPr>
+              <w:t>22</w:t>
+            </w:r>
+          </w:p>
+        </w:tc>
+        <w:tc>
+          <w:tcPr>
+            <w:tcW w:type="dxa" w:w="3120"/>
+            <w:tcW w:w="6060" w:type="dxa"/>
+          </w:tcPr>
+          <w:p>
+            <w:r>
+              <w:rPr>
+                <w:sz w:val="20"/>
+              </w:rPr>
+              <w:t>В 1703 году на отвоёванных у Швеции землях был основан город _____.</w:t>
+            </w:r>
+          </w:p>
+        </w:tc>
+        <w:tc>
+          <w:tcPr>
+            <w:tcW w:type="dxa" w:w="3120"/>
+            <w:tcW w:w="2800" w:type="dxa"/>
+          </w:tcPr>
+          <w:p>
+            <w:r>
+              <w:rPr>
+                <w:b/>
+                <w:color w:val="008000"/>
+                <w:sz w:val="22"/>
+              </w:rPr>
+              <w:t>Санкт-Петербург</w:t>
+            </w:r>
+          </w:p>
+        </w:tc>
+      </w:tr>
+      <w:tr>
+        <w:tc>
+          <w:tcPr>
+            <w:tcW w:type="dxa" w:w="3120"/>
+            <w:tcW w:w="500" w:type="dxa"/>
+          </w:tcPr>
+          <w:p>
+            <w:pPr>
+              <w:jc w:val="center"/>
+            </w:pPr>
+            <w:r>
+              <w:rPr>
+                <w:sz w:val="22"/>
+              </w:rPr>
+              <w:t>23</w:t>
+            </w:r>
+          </w:p>
+        </w:tc>
+        <w:tc>
+          <w:tcPr>
+            <w:tcW w:type="dxa" w:w="3120"/>
+            <w:tcW w:w="6060" w:type="dxa"/>
+          </w:tcPr>
+          <w:p>
+            <w:r>
+              <w:rPr>
+                <w:sz w:val="20"/>
+              </w:rPr>
+              <w:t>Северная война завершилась подписанием _____ мира в 1721 году.</w:t>
+            </w:r>
+          </w:p>
+        </w:tc>
+        <w:tc>
+          <w:tcPr>
+            <w:tcW w:type="dxa" w:w="3120"/>
+            <w:tcW w:w="2800" w:type="dxa"/>
+          </w:tcPr>
+          <w:p>
+            <w:r>
+              <w:rPr>
+                <w:b/>
+                <w:color w:val="008000"/>
+                <w:sz w:val="22"/>
+              </w:rPr>
+              <w:t>Ништадтского</w:t>
+            </w:r>
+          </w:p>
+        </w:tc>
+      </w:tr>
+      <w:tr>
+        <w:tc>
+          <w:tcPr>
+            <w:tcW w:type="dxa" w:w="3120"/>
+            <w:tcW w:w="500" w:type="dxa"/>
+          </w:tcPr>
+          <w:p>
+            <w:pPr>
+              <w:jc w:val="center"/>
+            </w:pPr>
+            <w:r>
+              <w:rPr>
+                <w:sz w:val="22"/>
+              </w:rPr>
+              <w:t>24</w:t>
+            </w:r>
+          </w:p>
+        </w:tc>
+        <w:tc>
+          <w:tcPr>
+            <w:tcW w:type="dxa" w:w="3120"/>
+            <w:tcW w:w="6060" w:type="dxa"/>
+          </w:tcPr>
+          <w:p>
+            <w:r>
+              <w:rPr>
+                <w:sz w:val="20"/>
+              </w:rPr>
+              <w:t>Вместо прежних форм налогообложения при Петре I была введена _____ под…</w:t>
+            </w:r>
+          </w:p>
+        </w:tc>
+        <w:tc>
+          <w:tcPr>
+            <w:tcW w:type="dxa" w:w="3120"/>
+            <w:tcW w:w="2800" w:type="dxa"/>
+          </w:tcPr>
+          <w:p>
+            <w:r>
+              <w:rPr>
+                <w:b/>
+                <w:color w:val="008000"/>
+                <w:sz w:val="22"/>
+              </w:rPr>
+              <w:t>подушная</w:t>
+            </w:r>
+          </w:p>
+        </w:tc>
+      </w:tr>
+      <w:tr>
+        <w:tc>
+          <w:tcPr>
+            <w:tcW w:type="dxa" w:w="3120"/>
+            <w:tcW w:w="500" w:type="dxa"/>
+          </w:tcPr>
+          <w:p>
+            <w:pPr>
+              <w:jc w:val="center"/>
+            </w:pPr>
+            <w:r>
+              <w:rPr>
+                <w:sz w:val="22"/>
+              </w:rPr>
+              <w:t>25</w:t>
+            </w:r>
+          </w:p>
+        </w:tc>
+        <w:tc>
+          <w:tcPr>
+            <w:tcW w:type="dxa" w:w="3120"/>
+            <w:tcW w:w="6060" w:type="dxa"/>
+          </w:tcPr>
+          <w:p>
+            <w:r>
+              <w:rPr>
+                <w:sz w:val="20"/>
+              </w:rPr>
+              <w:t>Крупное предприятие, основанное на разделении труда, где многие операц…</w:t>
+            </w:r>
+          </w:p>
+        </w:tc>
+        <w:tc>
+          <w:tcPr>
+            <w:tcW w:type="dxa" w:w="3120"/>
+            <w:tcW w:w="2800" w:type="dxa"/>
+          </w:tcPr>
+          <w:p>
+            <w:r>
+              <w:rPr>
+                <w:b/>
+                <w:color w:val="008000"/>
+                <w:sz w:val="22"/>
+              </w:rPr>
+              <w:t>мануфактура</w:t>
+            </w:r>
+          </w:p>
+        </w:tc>
+      </w:tr>
+      <w:tr>
+        <w:tc>
+          <w:tcPr>
+            <w:tcW w:type="dxa" w:w="3120"/>
+            <w:tcW w:w="500" w:type="dxa"/>
+          </w:tcPr>
+          <w:p>
+            <w:pPr>
+              <w:jc w:val="center"/>
+            </w:pPr>
+            <w:r>
+              <w:rPr>
+                <w:sz w:val="22"/>
+              </w:rPr>
+              <w:t>26</w:t>
+            </w:r>
+          </w:p>
+        </w:tc>
+        <w:tc>
+          <w:tcPr>
+            <w:tcW w:type="dxa" w:w="3120"/>
+            <w:tcW w:w="6060" w:type="dxa"/>
+          </w:tcPr>
+          <w:p>
+            <w:r>
+              <w:rPr>
+                <w:sz w:val="20"/>
+              </w:rPr>
+              <w:t>В 1711 году был создан Правительствующий _____.</w:t>
+            </w:r>
+          </w:p>
+        </w:tc>
+        <w:tc>
+          <w:tcPr>
+            <w:tcW w:type="dxa" w:w="3120"/>
+            <w:tcW w:w="2800" w:type="dxa"/>
+          </w:tcPr>
+          <w:p>
+            <w:r>
+              <w:rPr>
+                <w:b/>
+                <w:color w:val="008000"/>
+                <w:sz w:val="22"/>
+              </w:rPr>
+              <w:t>Сенат</w:t>
+            </w:r>
+          </w:p>
+        </w:tc>
+      </w:tr>
+      <w:tr>
+        <w:tc>
+          <w:tcPr>
+            <w:tcW w:type="dxa" w:w="3120"/>
+            <w:tcW w:w="500" w:type="dxa"/>
+          </w:tcPr>
+          <w:p>
+            <w:pPr>
+              <w:jc w:val="center"/>
+            </w:pPr>
+            <w:r>
+              <w:rPr>
+                <w:sz w:val="22"/>
+              </w:rPr>
+              <w:t>27</w:t>
+            </w:r>
+          </w:p>
+        </w:tc>
+        <w:tc>
+          <w:tcPr>
+            <w:tcW w:type="dxa" w:w="3120"/>
+            <w:tcW w:w="6060" w:type="dxa"/>
+          </w:tcPr>
+          <w:p>
+            <w:r>
+              <w:rPr>
+                <w:sz w:val="20"/>
+              </w:rPr>
+              <w:t>В 1718–1721 годах вместо старых приказов были созданы _____.</w:t>
+            </w:r>
+          </w:p>
+        </w:tc>
+        <w:tc>
+          <w:tcPr>
+            <w:tcW w:type="dxa" w:w="3120"/>
+            <w:tcW w:w="2800" w:type="dxa"/>
+          </w:tcPr>
+          <w:p>
+            <w:r>
+              <w:rPr>
+                <w:b/>
+                <w:color w:val="008000"/>
+                <w:sz w:val="22"/>
+              </w:rPr>
+              <w:t>коллегии</w:t>
+            </w:r>
+          </w:p>
+        </w:tc>
+      </w:tr>
+      <w:tr>
+        <w:tc>
+          <w:tcPr>
+            <w:tcW w:type="dxa" w:w="3120"/>
+            <w:tcW w:w="500" w:type="dxa"/>
+          </w:tcPr>
+          <w:p>
+            <w:pPr>
+              <w:jc w:val="center"/>
+            </w:pPr>
+            <w:r>
+              <w:rPr>
+                <w:sz w:val="22"/>
+              </w:rPr>
+              <w:t>28</w:t>
+            </w:r>
+          </w:p>
+        </w:tc>
+        <w:tc>
+          <w:tcPr>
+            <w:tcW w:type="dxa" w:w="3120"/>
+            <w:tcW w:w="6060" w:type="dxa"/>
+          </w:tcPr>
+          <w:p>
+            <w:r>
+              <w:rPr>
+                <w:sz w:val="20"/>
+              </w:rPr>
+              <w:t>В 1721 году вместо патриарха был учреждён Святейший правительствующий …</w:t>
+            </w:r>
+          </w:p>
+        </w:tc>
+        <w:tc>
+          <w:tcPr>
+            <w:tcW w:type="dxa" w:w="3120"/>
+            <w:tcW w:w="2800" w:type="dxa"/>
+          </w:tcPr>
+          <w:p>
+            <w:r>
+              <w:rPr>
+                <w:b/>
+                <w:color w:val="008000"/>
+                <w:sz w:val="22"/>
+              </w:rPr>
+              <w:t>синод</w:t>
+            </w:r>
+          </w:p>
+        </w:tc>
+      </w:tr>
+      <w:tr>
+        <w:tc>
+          <w:tcPr>
+            <w:tcW w:type="dxa" w:w="3120"/>
+            <w:tcW w:w="500" w:type="dxa"/>
+          </w:tcPr>
+          <w:p>
+            <w:pPr>
+              <w:jc w:val="center"/>
+            </w:pPr>
+            <w:r>
+              <w:rPr>
+                <w:sz w:val="22"/>
+              </w:rPr>
+              <w:t>29</w:t>
+            </w:r>
+          </w:p>
+        </w:tc>
+        <w:tc>
+          <w:tcPr>
+            <w:tcW w:type="dxa" w:w="3120"/>
+            <w:tcW w:w="6060" w:type="dxa"/>
+          </w:tcPr>
+          <w:p>
+            <w:r>
+              <w:rPr>
+                <w:sz w:val="20"/>
+              </w:rPr>
+              <w:t>В 1703 году начала выходить первая русская печатная газета «_____».</w:t>
+            </w:r>
+          </w:p>
+        </w:tc>
+        <w:tc>
+          <w:tcPr>
+            <w:tcW w:type="dxa" w:w="3120"/>
+            <w:tcW w:w="2800" w:type="dxa"/>
+          </w:tcPr>
+          <w:p>
+            <w:r>
+              <w:rPr>
+                <w:b/>
+                <w:color w:val="008000"/>
+                <w:sz w:val="22"/>
+              </w:rPr>
+              <w:t>Ведомости</w:t>
+            </w:r>
+          </w:p>
+        </w:tc>
+      </w:tr>
+      <w:tr>
+        <w:tc>
+          <w:tcPr>
+            <w:tcW w:type="dxa" w:w="3120"/>
+            <w:tcW w:w="500" w:type="dxa"/>
+          </w:tcPr>
+          <w:p>
+            <w:pPr>
+              <w:jc w:val="center"/>
+            </w:pPr>
+            <w:r>
+              <w:rPr>
+                <w:sz w:val="22"/>
+              </w:rPr>
+              <w:t>30</w:t>
+            </w:r>
+          </w:p>
+        </w:tc>
+        <w:tc>
+          <w:tcPr>
+            <w:tcW w:type="dxa" w:w="3120"/>
+            <w:tcW w:w="6060" w:type="dxa"/>
+          </w:tcPr>
+          <w:p>
+            <w:r>
+              <w:rPr>
+                <w:sz w:val="20"/>
+              </w:rPr>
+              <w:t>В 1722 году Пётр I издал указ о _____, по которому монарх мог сам назн…</w:t>
+            </w:r>
+          </w:p>
+        </w:tc>
+        <w:tc>
+          <w:tcPr>
+            <w:tcW w:type="dxa" w:w="3120"/>
+            <w:tcW w:w="2800" w:type="dxa"/>
+          </w:tcPr>
+          <w:p>
+            <w:r>
+              <w:rPr>
+                <w:b/>
+                <w:color w:val="008000"/>
+                <w:sz w:val="22"/>
+              </w:rPr>
+              <w:t>престолонаследии</w:t>
+            </w:r>
+          </w:p>
+        </w:tc>
+      </w:tr>
+      <w:tr>
+        <w:tc>
+          <w:tcPr>
+            <w:tcW w:type="dxa" w:w="3120"/>
+            <w:tcW w:w="500" w:type="dxa"/>
+          </w:tcPr>
+          <w:p>
+            <w:pPr>
+              <w:jc w:val="center"/>
+            </w:pPr>
+            <w:r>
+              <w:rPr>
+                <w:sz w:val="22"/>
+              </w:rPr>
+              <w:t>31</w:t>
+            </w:r>
+          </w:p>
+        </w:tc>
+        <w:tc>
+          <w:tcPr>
+            <w:tcW w:type="dxa" w:w="3120"/>
+            <w:tcW w:w="6060" w:type="dxa"/>
+          </w:tcPr>
+          <w:p>
+            <w:r>
+              <w:rPr>
+                <w:sz w:val="20"/>
+              </w:rPr>
+              <w:t>Почему получение выхода к морям было важной задачей для России конца X…</w:t>
+            </w:r>
+          </w:p>
+        </w:tc>
+        <w:tc>
+          <w:tcPr>
+            <w:tcW w:type="dxa" w:w="3120"/>
+            <w:tcW w:w="2800" w:type="dxa"/>
+          </w:tcPr>
+          <w:p>
+            <w:r>
+              <w:rPr>
+                <w:b/>
+                <w:color w:val="008000"/>
+                <w:sz w:val="22"/>
+              </w:rPr>
+              <w:t>Отсутствие удобных морских путей ограничивало внешнюю торговлю и военные возможности России.</w:t>
+            </w:r>
+          </w:p>
+        </w:tc>
+      </w:tr>
+      <w:tr>
+        <w:tc>
+          <w:tcPr>
+            <w:tcW w:type="dxa" w:w="3120"/>
+            <w:tcW w:w="500" w:type="dxa"/>
+          </w:tcPr>
+          <w:p>
+            <w:pPr>
+              <w:jc w:val="center"/>
+            </w:pPr>
+            <w:r>
+              <w:rPr>
+                <w:sz w:val="22"/>
+              </w:rPr>
+              <w:t>32</w:t>
+            </w:r>
+          </w:p>
+        </w:tc>
+        <w:tc>
+          <w:tcPr>
+            <w:tcW w:type="dxa" w:w="3120"/>
+            <w:tcW w:w="6060" w:type="dxa"/>
+          </w:tcPr>
+          <w:p>
+            <w:r>
+              <w:rPr>
+                <w:sz w:val="20"/>
+              </w:rPr>
+              <w:t>Какой вывод Пётр I сделал после неудачи первого Азовского похода?</w:t>
+            </w:r>
+          </w:p>
+        </w:tc>
+        <w:tc>
+          <w:tcPr>
+            <w:tcW w:type="dxa" w:w="3120"/>
+            <w:tcW w:w="2800" w:type="dxa"/>
+          </w:tcPr>
+          <w:p>
+            <w:r>
+              <w:rPr>
+                <w:b/>
+                <w:color w:val="008000"/>
+                <w:sz w:val="22"/>
+              </w:rPr>
+              <w:t>Без сильного флота невозможно успешно вести борьбу за крепости и морские пути.</w:t>
+            </w:r>
+          </w:p>
+        </w:tc>
+      </w:tr>
+      <w:tr>
+        <w:tc>
+          <w:tcPr>
+            <w:tcW w:type="dxa" w:w="3120"/>
+            <w:tcW w:w="500" w:type="dxa"/>
+          </w:tcPr>
+          <w:p>
+            <w:pPr>
+              <w:jc w:val="center"/>
+            </w:pPr>
+            <w:r>
+              <w:rPr>
+                <w:sz w:val="22"/>
+              </w:rPr>
+              <w:t>33</w:t>
+            </w:r>
+          </w:p>
+        </w:tc>
+        <w:tc>
+          <w:tcPr>
+            <w:tcW w:type="dxa" w:w="3120"/>
+            <w:tcW w:w="6060" w:type="dxa"/>
+          </w:tcPr>
+          <w:p>
+            <w:r>
+              <w:rPr>
+                <w:sz w:val="20"/>
+              </w:rPr>
+              <w:t>Назовите основные цели Великого посольства 1697–1698 годов.</w:t>
+            </w:r>
+          </w:p>
+        </w:tc>
+        <w:tc>
+          <w:tcPr>
+            <w:tcW w:type="dxa" w:w="3120"/>
+            <w:tcW w:w="2800" w:type="dxa"/>
+          </w:tcPr>
+          <w:p>
+            <w:r>
+              <w:rPr>
+                <w:b/>
+                <w:color w:val="008000"/>
+                <w:sz w:val="22"/>
+              </w:rPr>
+              <w:t>Укрепление союза против Османской империи, изучение европейского опыта, приглашение иностранных специалистов и освоение технических знаний.</w:t>
+            </w:r>
+          </w:p>
+        </w:tc>
+      </w:tr>
+      <w:tr>
+        <w:tc>
+          <w:tcPr>
+            <w:tcW w:type="dxa" w:w="3120"/>
+            <w:tcW w:w="500" w:type="dxa"/>
+          </w:tcPr>
+          <w:p>
+            <w:pPr>
+              <w:jc w:val="center"/>
+            </w:pPr>
+            <w:r>
+              <w:rPr>
+                <w:sz w:val="22"/>
+              </w:rPr>
+              <w:t>34</w:t>
+            </w:r>
+          </w:p>
+        </w:tc>
+        <w:tc>
+          <w:tcPr>
+            <w:tcW w:type="dxa" w:w="3120"/>
+            <w:tcW w:w="6060" w:type="dxa"/>
+          </w:tcPr>
+          <w:p>
+            <w:r>
+              <w:rPr>
+                <w:sz w:val="20"/>
+              </w:rPr>
+              <w:t>Зачем Пётр I вводил европейскую одежду и требовал брить бороды?</w:t>
+            </w:r>
+          </w:p>
+        </w:tc>
+        <w:tc>
+          <w:tcPr>
+            <w:tcW w:type="dxa" w:w="3120"/>
+            <w:tcW w:w="2800" w:type="dxa"/>
+          </w:tcPr>
+          <w:p>
+            <w:r>
+              <w:rPr>
+                <w:b/>
+                <w:color w:val="008000"/>
+                <w:sz w:val="22"/>
+              </w:rPr>
+              <w:t>Он стремился показать разрыв со старым московским укладом и приблизить служилую элиту к европейским нормам поведения.</w:t>
+            </w:r>
+          </w:p>
+        </w:tc>
+      </w:tr>
+      <w:tr>
+        <w:tc>
+          <w:tcPr>
+            <w:tcW w:type="dxa" w:w="3120"/>
+            <w:tcW w:w="500" w:type="dxa"/>
+          </w:tcPr>
+          <w:p>
+            <w:pPr>
+              <w:jc w:val="center"/>
+            </w:pPr>
+            <w:r>
+              <w:rPr>
+                <w:sz w:val="22"/>
+              </w:rPr>
+              <w:t>35</w:t>
+            </w:r>
+          </w:p>
+        </w:tc>
+        <w:tc>
+          <w:tcPr>
+            <w:tcW w:type="dxa" w:w="3120"/>
+            <w:tcW w:w="6060" w:type="dxa"/>
+          </w:tcPr>
+          <w:p>
+            <w:r>
+              <w:rPr>
+                <w:sz w:val="20"/>
+              </w:rPr>
+              <w:t>Что означала рекрутская повинность?</w:t>
+            </w:r>
+          </w:p>
+        </w:tc>
+        <w:tc>
+          <w:tcPr>
+            <w:tcW w:type="dxa" w:w="3120"/>
+            <w:tcW w:w="2800" w:type="dxa"/>
+          </w:tcPr>
+          <w:p>
+            <w:r>
+              <w:rPr>
+                <w:b/>
+                <w:color w:val="008000"/>
+                <w:sz w:val="22"/>
+              </w:rPr>
+              <w:t>Население, прежде всего податные сословия, должно было поставлять определённое количество людей на военную службу.</w:t>
+            </w:r>
+          </w:p>
+        </w:tc>
+      </w:tr>
+      <w:tr>
+        <w:tc>
+          <w:tcPr>
+            <w:tcW w:type="dxa" w:w="3120"/>
+            <w:tcW w:w="500" w:type="dxa"/>
+          </w:tcPr>
+          <w:p>
+            <w:pPr>
+              <w:jc w:val="center"/>
+            </w:pPr>
+            <w:r>
+              <w:rPr>
+                <w:sz w:val="22"/>
+              </w:rPr>
+              <w:t>36</w:t>
+            </w:r>
+          </w:p>
+        </w:tc>
+        <w:tc>
+          <w:tcPr>
+            <w:tcW w:type="dxa" w:w="3120"/>
+            <w:tcW w:w="6060" w:type="dxa"/>
+          </w:tcPr>
+          <w:p>
+            <w:r>
+              <w:rPr>
+                <w:sz w:val="20"/>
+              </w:rPr>
+              <w:t>Почему строительство флота влияло не только на военную сферу, но и на …</w:t>
+            </w:r>
+          </w:p>
+        </w:tc>
+        <w:tc>
+          <w:tcPr>
+            <w:tcW w:type="dxa" w:w="3120"/>
+            <w:tcW w:w="2800" w:type="dxa"/>
+          </w:tcPr>
+          <w:p>
+            <w:r>
+              <w:rPr>
+                <w:b/>
+                <w:color w:val="008000"/>
+                <w:sz w:val="22"/>
+              </w:rPr>
+              <w:t>Кораблестроение требовало развития металлургии, лесозаготовок, парусного производства, навигации и морского образования.</w:t>
+            </w:r>
+          </w:p>
+        </w:tc>
+      </w:tr>
+      <w:tr>
+        <w:tc>
+          <w:tcPr>
+            <w:tcW w:type="dxa" w:w="3120"/>
+            <w:tcW w:w="500" w:type="dxa"/>
+          </w:tcPr>
+          <w:p>
+            <w:pPr>
+              <w:jc w:val="center"/>
+            </w:pPr>
+            <w:r>
+              <w:rPr>
+                <w:sz w:val="22"/>
+              </w:rPr>
+              <w:t>37</w:t>
+            </w:r>
+          </w:p>
+        </w:tc>
+        <w:tc>
+          <w:tcPr>
+            <w:tcW w:type="dxa" w:w="3120"/>
+            <w:tcW w:w="6060" w:type="dxa"/>
+          </w:tcPr>
+          <w:p>
+            <w:r>
+              <w:rPr>
+                <w:sz w:val="20"/>
+              </w:rPr>
+              <w:t>Какое значение имела Полтавская победа 1709 года?</w:t>
+            </w:r>
+          </w:p>
+        </w:tc>
+        <w:tc>
+          <w:tcPr>
+            <w:tcW w:type="dxa" w:w="3120"/>
+            <w:tcW w:w="2800" w:type="dxa"/>
+          </w:tcPr>
+          <w:p>
+            <w:r>
+              <w:rPr>
+                <w:b/>
+                <w:color w:val="008000"/>
+                <w:sz w:val="22"/>
+              </w:rPr>
+              <w:t>Она подорвала военное могущество Швеции и показала, что Россия стала крупной европейской военной силой.</w:t>
+            </w:r>
+          </w:p>
+        </w:tc>
+      </w:tr>
+      <w:tr>
+        <w:tc>
+          <w:tcPr>
+            <w:tcW w:type="dxa" w:w="3120"/>
+            <w:tcW w:w="500" w:type="dxa"/>
+          </w:tcPr>
+          <w:p>
+            <w:pPr>
+              <w:jc w:val="center"/>
+            </w:pPr>
+            <w:r>
+              <w:rPr>
+                <w:sz w:val="22"/>
+              </w:rPr>
+              <w:t>38</w:t>
+            </w:r>
+          </w:p>
+        </w:tc>
+        <w:tc>
+          <w:tcPr>
+            <w:tcW w:type="dxa" w:w="3120"/>
+            <w:tcW w:w="6060" w:type="dxa"/>
+          </w:tcPr>
+          <w:p>
+            <w:r>
+              <w:rPr>
+                <w:sz w:val="20"/>
+              </w:rPr>
+              <w:t>Почему подушная подать усиливала контроль государства над населением?</w:t>
+            </w:r>
+          </w:p>
+        </w:tc>
+        <w:tc>
+          <w:tcPr>
+            <w:tcW w:type="dxa" w:w="3120"/>
+            <w:tcW w:w="2800" w:type="dxa"/>
+          </w:tcPr>
+          <w:p>
+            <w:r>
+              <w:rPr>
+                <w:b/>
+                <w:color w:val="008000"/>
+                <w:sz w:val="22"/>
+              </w:rPr>
+              <w:t>Для её сбора проводились ревизии, то есть переписи податного населения.</w:t>
+            </w:r>
+          </w:p>
+        </w:tc>
+      </w:tr>
+      <w:tr>
+        <w:tc>
+          <w:tcPr>
+            <w:tcW w:type="dxa" w:w="3120"/>
+            <w:tcW w:w="500" w:type="dxa"/>
+          </w:tcPr>
+          <w:p>
+            <w:pPr>
+              <w:jc w:val="center"/>
+            </w:pPr>
+            <w:r>
+              <w:rPr>
+                <w:sz w:val="22"/>
+              </w:rPr>
+              <w:t>39</w:t>
+            </w:r>
+          </w:p>
+        </w:tc>
+        <w:tc>
+          <w:tcPr>
+            <w:tcW w:type="dxa" w:w="3120"/>
+            <w:tcW w:w="6060" w:type="dxa"/>
+          </w:tcPr>
+          <w:p>
+            <w:r>
+              <w:rPr>
+                <w:sz w:val="20"/>
+              </w:rPr>
+              <w:t>Как Табель о рангах изменила положение дворянства?</w:t>
+            </w:r>
+          </w:p>
+        </w:tc>
+        <w:tc>
+          <w:tcPr>
+            <w:tcW w:type="dxa" w:w="3120"/>
+            <w:tcW w:w="2800" w:type="dxa"/>
+          </w:tcPr>
+          <w:p>
+            <w:r>
+              <w:rPr>
+                <w:b/>
+                <w:color w:val="008000"/>
+                <w:sz w:val="22"/>
+              </w:rPr>
+              <w:t>Она усилила зависимость дворян от государственной службы, поскольку статус и продвижение стали связываться со службой, чином и заслугами.</w:t>
+            </w:r>
+          </w:p>
+        </w:tc>
+      </w:tr>
+      <w:tr>
+        <w:tc>
+          <w:tcPr>
+            <w:tcW w:type="dxa" w:w="3120"/>
+            <w:tcW w:w="500" w:type="dxa"/>
+          </w:tcPr>
+          <w:p>
+            <w:pPr>
+              <w:jc w:val="center"/>
+            </w:pPr>
+            <w:r>
+              <w:rPr>
+                <w:sz w:val="22"/>
+              </w:rPr>
+              <w:t>40</w:t>
+            </w:r>
+          </w:p>
+        </w:tc>
+        <w:tc>
+          <w:tcPr>
+            <w:tcW w:type="dxa" w:w="3120"/>
+            <w:tcW w:w="6060" w:type="dxa"/>
+          </w:tcPr>
+          <w:p>
+            <w:r>
+              <w:rPr>
+                <w:sz w:val="20"/>
+              </w:rPr>
+              <w:t>В чём состояла противоречивость петровской модернизации?</w:t>
+            </w:r>
+          </w:p>
+        </w:tc>
+        <w:tc>
+          <w:tcPr>
+            <w:tcW w:type="dxa" w:w="3120"/>
+            <w:tcW w:w="2800" w:type="dxa"/>
+          </w:tcPr>
+          <w:p>
+            <w:r>
+              <w:rPr>
+                <w:b/>
+                <w:color w:val="008000"/>
+                <w:sz w:val="22"/>
+              </w:rPr>
+              <w:t>Россия усиливалась как держава, но зависимость населения от государства возрастала, а труд и повинности часто оставались принудительными.</w:t>
+            </w:r>
+          </w:p>
+        </w:tc>
+      </w:tr>
+      <w:tr>
+        <w:tc>
+          <w:tcPr>
+            <w:tcW w:type="dxa" w:w="3120"/>
+            <w:tcW w:w="500" w:type="dxa"/>
+          </w:tcPr>
+          <w:p>
+            <w:pPr>
+              <w:jc w:val="center"/>
+            </w:pPr>
+            <w:r>
+              <w:rPr>
+                <w:sz w:val="22"/>
+              </w:rPr>
+              <w:t>41</w:t>
+            </w:r>
+          </w:p>
+        </w:tc>
+        <w:tc>
+          <w:tcPr>
+            <w:tcW w:type="dxa" w:w="3120"/>
+            <w:tcW w:w="6060" w:type="dxa"/>
+          </w:tcPr>
+          <w:p>
+            <w:r>
+              <w:rPr>
+                <w:sz w:val="20"/>
+              </w:rPr>
+              <w:t>Сопоставьте событие с датой.</w:t>
+            </w:r>
+          </w:p>
+        </w:tc>
+        <w:tc>
+          <w:tcPr>
+            <w:tcW w:type="dxa" w:w="3120"/>
+            <w:tcW w:w="2800" w:type="dxa"/>
+          </w:tcPr>
+          <w:p>
+            <w:r>
+              <w:rPr>
+                <w:b/>
+                <w:color w:val="008000"/>
+                <w:sz w:val="22"/>
+              </w:rPr>
+              <w:t>Рождение Петра I → 1672 год</w:t>
+            </w:r>
+          </w:p>
+          <w:p>
+            <w:r>
+              <w:rPr>
+                <w:b/>
+                <w:color w:val="008000"/>
+                <w:sz w:val="22"/>
+              </w:rPr>
+              <w:t>Провозглашение Ивана V и Петра I царями → 1682 год</w:t>
+            </w:r>
+          </w:p>
+          <w:p>
+            <w:r>
+              <w:rPr>
+                <w:b/>
+                <w:color w:val="008000"/>
+                <w:sz w:val="22"/>
+              </w:rPr>
+              <w:t>Основание Санкт-Петербурга → 1703 год</w:t>
+            </w:r>
+          </w:p>
+          <w:p>
+            <w:r>
+              <w:rPr>
+                <w:b/>
+                <w:color w:val="008000"/>
+                <w:sz w:val="22"/>
+              </w:rPr>
+              <w:t>Смерть Петра I → 1725 год</w:t>
+            </w:r>
+          </w:p>
+        </w:tc>
+      </w:tr>
+      <w:tr>
+        <w:tc>
+          <w:tcPr>
+            <w:tcW w:type="dxa" w:w="3120"/>
+            <w:tcW w:w="500" w:type="dxa"/>
+          </w:tcPr>
+          <w:p>
+            <w:pPr>
+              <w:jc w:val="center"/>
+            </w:pPr>
+            <w:r>
+              <w:rPr>
+                <w:sz w:val="22"/>
+              </w:rPr>
+              <w:t>42</w:t>
+            </w:r>
+          </w:p>
+        </w:tc>
+        <w:tc>
+          <w:tcPr>
+            <w:tcW w:type="dxa" w:w="3120"/>
+            <w:tcW w:w="6060" w:type="dxa"/>
+          </w:tcPr>
+          <w:p>
+            <w:r>
+              <w:rPr>
+                <w:sz w:val="20"/>
+              </w:rPr>
+              <w:t>Сопоставьте событие с его результатом.</w:t>
+            </w:r>
+          </w:p>
+        </w:tc>
+        <w:tc>
+          <w:tcPr>
+            <w:tcW w:type="dxa" w:w="3120"/>
+            <w:tcW w:w="2800" w:type="dxa"/>
+          </w:tcPr>
+          <w:p>
+            <w:r>
+              <w:rPr>
+                <w:b/>
+                <w:color w:val="008000"/>
+                <w:sz w:val="22"/>
+              </w:rPr>
+              <w:t>Первый Азовский поход → Показал слабость России без сильного флота</w:t>
+            </w:r>
+          </w:p>
+          <w:p>
+            <w:r>
+              <w:rPr>
+                <w:b/>
+                <w:color w:val="008000"/>
+                <w:sz w:val="22"/>
+              </w:rPr>
+              <w:t>Второй Азовский поход → Завершился взятием крепости Азов</w:t>
+            </w:r>
+          </w:p>
+          <w:p>
+            <w:r>
+              <w:rPr>
+                <w:b/>
+                <w:color w:val="008000"/>
+                <w:sz w:val="22"/>
+              </w:rPr>
+              <w:t>Великое посольство → Усилило интерес Петра к европейским технологиям</w:t>
+            </w:r>
+          </w:p>
+          <w:p>
+            <w:r>
+              <w:rPr>
+                <w:b/>
+                <w:color w:val="008000"/>
+                <w:sz w:val="22"/>
+              </w:rPr>
+              <w:t>Нарвское поражение → Стало стимулом для ускорения военных реформ</w:t>
+            </w:r>
+          </w:p>
+        </w:tc>
+      </w:tr>
+      <w:tr>
+        <w:tc>
+          <w:tcPr>
+            <w:tcW w:type="dxa" w:w="3120"/>
+            <w:tcW w:w="500" w:type="dxa"/>
+          </w:tcPr>
+          <w:p>
+            <w:pPr>
+              <w:jc w:val="center"/>
+            </w:pPr>
+            <w:r>
+              <w:rPr>
+                <w:sz w:val="22"/>
+              </w:rPr>
+              <w:t>43</w:t>
+            </w:r>
+          </w:p>
+        </w:tc>
+        <w:tc>
+          <w:tcPr>
+            <w:tcW w:type="dxa" w:w="3120"/>
+            <w:tcW w:w="6060" w:type="dxa"/>
+          </w:tcPr>
+          <w:p>
+            <w:r>
+              <w:rPr>
+                <w:sz w:val="20"/>
+              </w:rPr>
+              <w:t>Сопоставьте реформу с её содержанием.</w:t>
+            </w:r>
+          </w:p>
+        </w:tc>
+        <w:tc>
+          <w:tcPr>
+            <w:tcW w:type="dxa" w:w="3120"/>
+            <w:tcW w:w="2800" w:type="dxa"/>
+          </w:tcPr>
+          <w:p>
+            <w:r>
+              <w:rPr>
+                <w:b/>
+                <w:color w:val="008000"/>
+                <w:sz w:val="22"/>
+              </w:rPr>
+              <w:t>Военная реформа → Создание регулярной армии</w:t>
+            </w:r>
+          </w:p>
+          <w:p>
+            <w:r>
+              <w:rPr>
+                <w:b/>
+                <w:color w:val="008000"/>
+                <w:sz w:val="22"/>
+              </w:rPr>
+              <w:t>Налоговая реформа → Введение подушной подати</w:t>
+            </w:r>
+          </w:p>
+          <w:p>
+            <w:r>
+              <w:rPr>
+                <w:b/>
+                <w:color w:val="008000"/>
+                <w:sz w:val="22"/>
+              </w:rPr>
+              <w:t>Губернская реформа → Разделение страны на губернии</w:t>
+            </w:r>
+          </w:p>
+          <w:p>
+            <w:r>
+              <w:rPr>
+                <w:b/>
+                <w:color w:val="008000"/>
+                <w:sz w:val="22"/>
+              </w:rPr>
+              <w:t>Церковная реформа → Учреждение Синода</w:t>
+            </w:r>
+          </w:p>
+        </w:tc>
+      </w:tr>
+      <w:tr>
+        <w:tc>
+          <w:tcPr>
+            <w:tcW w:type="dxa" w:w="3120"/>
+            <w:tcW w:w="500" w:type="dxa"/>
+          </w:tcPr>
+          <w:p>
+            <w:pPr>
+              <w:jc w:val="center"/>
+            </w:pPr>
+            <w:r>
+              <w:rPr>
+                <w:sz w:val="22"/>
+              </w:rPr>
+              <w:t>44</w:t>
+            </w:r>
+          </w:p>
+        </w:tc>
+        <w:tc>
+          <w:tcPr>
+            <w:tcW w:type="dxa" w:w="3120"/>
+            <w:tcW w:w="6060" w:type="dxa"/>
+          </w:tcPr>
+          <w:p>
+            <w:r>
+              <w:rPr>
+                <w:sz w:val="20"/>
+              </w:rPr>
+              <w:t>Сопоставьте государственный орган с его функцией.</w:t>
+            </w:r>
+          </w:p>
+        </w:tc>
+        <w:tc>
+          <w:tcPr>
+            <w:tcW w:type="dxa" w:w="3120"/>
+            <w:tcW w:w="2800" w:type="dxa"/>
+          </w:tcPr>
+          <w:p>
+            <w:r>
+              <w:rPr>
+                <w:b/>
+                <w:color w:val="008000"/>
+                <w:sz w:val="22"/>
+              </w:rPr>
+              <w:t>Правительствующий Сенат → Высшее учреждение для управления страной и контроля администрации</w:t>
+            </w:r>
+          </w:p>
+          <w:p>
+            <w:r>
+              <w:rPr>
+                <w:b/>
+                <w:color w:val="008000"/>
+                <w:sz w:val="22"/>
+              </w:rPr>
+              <w:t>Коллегии → Управление отдельными сферами по чётким правилам</w:t>
+            </w:r>
+          </w:p>
+          <w:p>
+            <w:r>
+              <w:rPr>
+                <w:b/>
+                <w:color w:val="008000"/>
+                <w:sz w:val="22"/>
+              </w:rPr>
+              <w:t>Губернаторы → Сбор налогов, набор рекрутов и управление на местах</w:t>
+            </w:r>
+          </w:p>
+          <w:p>
+            <w:r>
+              <w:rPr>
+                <w:b/>
+                <w:color w:val="008000"/>
+                <w:sz w:val="22"/>
+              </w:rPr>
+              <w:t>Синод → Высший орган управления церковью</w:t>
+            </w:r>
+          </w:p>
+        </w:tc>
+      </w:tr>
+      <w:tr>
+        <w:tc>
+          <w:tcPr>
+            <w:tcW w:type="dxa" w:w="3120"/>
+            <w:tcW w:w="500" w:type="dxa"/>
+          </w:tcPr>
+          <w:p>
+            <w:pPr>
+              <w:jc w:val="center"/>
+            </w:pPr>
+            <w:r>
+              <w:rPr>
+                <w:sz w:val="22"/>
+              </w:rPr>
+              <w:t>45</w:t>
+            </w:r>
+          </w:p>
+        </w:tc>
+        <w:tc>
+          <w:tcPr>
+            <w:tcW w:type="dxa" w:w="3120"/>
+            <w:tcW w:w="6060" w:type="dxa"/>
+          </w:tcPr>
+          <w:p>
+            <w:r>
+              <w:rPr>
+                <w:sz w:val="20"/>
+              </w:rPr>
+              <w:t>Сопоставьте понятие с определением.</w:t>
+            </w:r>
+          </w:p>
+        </w:tc>
+        <w:tc>
+          <w:tcPr>
+            <w:tcW w:type="dxa" w:w="3120"/>
+            <w:tcW w:w="2800" w:type="dxa"/>
+          </w:tcPr>
+          <w:p>
+            <w:r>
+              <w:rPr>
+                <w:b/>
+                <w:color w:val="008000"/>
+                <w:sz w:val="22"/>
+              </w:rPr>
+              <w:t>Рекрутская повинность → Поставка людей на военную службу</w:t>
+            </w:r>
+          </w:p>
+          <w:p>
+            <w:r>
+              <w:rPr>
+                <w:b/>
+                <w:color w:val="008000"/>
+                <w:sz w:val="22"/>
+              </w:rPr>
+              <w:t>Мануфактура → Крупное предприятие с разделением труда</w:t>
+            </w:r>
+          </w:p>
+          <w:p>
+            <w:r>
+              <w:rPr>
+                <w:b/>
+                <w:color w:val="008000"/>
+                <w:sz w:val="22"/>
+              </w:rPr>
+              <w:t>Абсолютная монархия → Сосредоточение верховной власти в руках монарха</w:t>
+            </w:r>
+          </w:p>
+          <w:p>
+            <w:r>
+              <w:rPr>
+                <w:b/>
+                <w:color w:val="008000"/>
+                <w:sz w:val="22"/>
+              </w:rPr>
+              <w:t>Ревизии → Переписи для контроля и сбора подушной подати</w:t>
+            </w:r>
+          </w:p>
+        </w:tc>
+      </w:tr>
+      <w:tr>
+        <w:tc>
+          <w:tcPr>
+            <w:tcW w:type="dxa" w:w="3120"/>
+            <w:tcW w:w="500" w:type="dxa"/>
+          </w:tcPr>
+          <w:p>
+            <w:pPr>
+              <w:jc w:val="center"/>
+            </w:pPr>
+            <w:r>
+              <w:rPr>
+                <w:sz w:val="22"/>
+              </w:rPr>
+              <w:t>46</w:t>
+            </w:r>
+          </w:p>
+        </w:tc>
+        <w:tc>
+          <w:tcPr>
+            <w:tcW w:type="dxa" w:w="3120"/>
+            <w:tcW w:w="6060" w:type="dxa"/>
+          </w:tcPr>
+          <w:p>
+            <w:r>
+              <w:rPr>
+                <w:sz w:val="20"/>
+              </w:rPr>
+              <w:t>Сопоставьте социальную группу с изменениями в её положении.</w:t>
+            </w:r>
+          </w:p>
+        </w:tc>
+        <w:tc>
+          <w:tcPr>
+            <w:tcW w:type="dxa" w:w="3120"/>
+            <w:tcW w:w="2800" w:type="dxa"/>
+          </w:tcPr>
+          <w:p>
+            <w:r>
+              <w:rPr>
+                <w:b/>
+                <w:color w:val="008000"/>
+                <w:sz w:val="22"/>
+              </w:rPr>
+              <w:t>Дворяне → Усиление обязательной службы и требований к образованию</w:t>
+            </w:r>
+          </w:p>
+          <w:p>
+            <w:r>
+              <w:rPr>
+                <w:b/>
+                <w:color w:val="008000"/>
+                <w:sz w:val="22"/>
+              </w:rPr>
+              <w:t>Крестьяне → Рост налогов, рекрутских наборов и повинностей</w:t>
+            </w:r>
+          </w:p>
+          <w:p>
+            <w:r>
+              <w:rPr>
+                <w:b/>
+                <w:color w:val="008000"/>
+                <w:sz w:val="22"/>
+              </w:rPr>
+              <w:t>Чиновники → Рост роли бюрократической службы</w:t>
+            </w:r>
+          </w:p>
+          <w:p>
+            <w:r>
+              <w:rPr>
+                <w:b/>
+                <w:color w:val="008000"/>
+                <w:sz w:val="22"/>
+              </w:rPr>
+              <w:t>Городская верхушка → Более сильное влияние европеизации</w:t>
+            </w:r>
+          </w:p>
+        </w:tc>
+      </w:tr>
+      <w:tr>
+        <w:tc>
+          <w:tcPr>
+            <w:tcW w:type="dxa" w:w="3120"/>
+            <w:tcW w:w="500" w:type="dxa"/>
+          </w:tcPr>
+          <w:p>
+            <w:pPr>
+              <w:jc w:val="center"/>
+            </w:pPr>
+            <w:r>
+              <w:rPr>
+                <w:sz w:val="22"/>
+              </w:rPr>
+              <w:t>47</w:t>
+            </w:r>
+          </w:p>
+        </w:tc>
+        <w:tc>
+          <w:tcPr>
+            <w:tcW w:type="dxa" w:w="3120"/>
+            <w:tcW w:w="6060" w:type="dxa"/>
+          </w:tcPr>
+          <w:p>
+            <w:r>
+              <w:rPr>
+                <w:sz w:val="20"/>
+              </w:rPr>
+              <w:t>Сопоставьте направление политики с примером.</w:t>
+            </w:r>
+          </w:p>
+        </w:tc>
+        <w:tc>
+          <w:tcPr>
+            <w:tcW w:type="dxa" w:w="3120"/>
+            <w:tcW w:w="2800" w:type="dxa"/>
+          </w:tcPr>
+          <w:p>
+            <w:r>
+              <w:rPr>
+                <w:b/>
+                <w:color w:val="008000"/>
+                <w:sz w:val="22"/>
+              </w:rPr>
+              <w:t>Внешняя политика → Северная война</w:t>
+            </w:r>
+          </w:p>
+          <w:p>
+            <w:r>
+              <w:rPr>
+                <w:b/>
+                <w:color w:val="008000"/>
+                <w:sz w:val="22"/>
+              </w:rPr>
+              <w:t>Военная политика → Создание регулярной армии и флота</w:t>
+            </w:r>
+          </w:p>
+          <w:p>
+            <w:r>
+              <w:rPr>
+                <w:b/>
+                <w:color w:val="008000"/>
+                <w:sz w:val="22"/>
+              </w:rPr>
+              <w:t>Культурная политика → Ассамблеи и европейская одежда</w:t>
+            </w:r>
+          </w:p>
+          <w:p>
+            <w:r>
+              <w:rPr>
+                <w:b/>
+                <w:color w:val="008000"/>
+                <w:sz w:val="22"/>
+              </w:rPr>
+              <w:t>Образовательная политика → Школы математических и навигацких наук</w:t>
+            </w:r>
+          </w:p>
+        </w:tc>
+      </w:tr>
+      <w:tr>
+        <w:tc>
+          <w:tcPr>
+            <w:tcW w:type="dxa" w:w="3120"/>
+            <w:tcW w:w="500" w:type="dxa"/>
+          </w:tcPr>
+          <w:p>
+            <w:pPr>
+              <w:jc w:val="center"/>
+            </w:pPr>
+            <w:r>
+              <w:rPr>
+                <w:sz w:val="22"/>
+              </w:rPr>
+              <w:t>48</w:t>
+            </w:r>
+          </w:p>
+        </w:tc>
+        <w:tc>
+          <w:tcPr>
+            <w:tcW w:type="dxa" w:w="3120"/>
+            <w:tcW w:w="6060" w:type="dxa"/>
+          </w:tcPr>
+          <w:p>
+            <w:r>
+              <w:rPr>
+                <w:sz w:val="20"/>
+              </w:rPr>
+              <w:t>Сопоставьте войну или восстание с характеристикой.</w:t>
+            </w:r>
+          </w:p>
+        </w:tc>
+        <w:tc>
+          <w:tcPr>
+            <w:tcW w:type="dxa" w:w="3120"/>
+            <w:tcW w:w="2800" w:type="dxa"/>
+          </w:tcPr>
+          <w:p>
+            <w:r>
+              <w:rPr>
+                <w:b/>
+                <w:color w:val="008000"/>
+                <w:sz w:val="22"/>
+              </w:rPr>
+              <w:t>Северная война → Борьба за выход к Балтийскому морю</w:t>
+            </w:r>
+          </w:p>
+          <w:p>
+            <w:r>
+              <w:rPr>
+                <w:b/>
+                <w:color w:val="008000"/>
+                <w:sz w:val="22"/>
+              </w:rPr>
+              <w:t>Астраханское восстание → Недовольство налогами, произволом и изменениями быта</w:t>
+            </w:r>
+          </w:p>
+          <w:p>
+            <w:r>
+              <w:rPr>
+                <w:b/>
+                <w:color w:val="008000"/>
+                <w:sz w:val="22"/>
+              </w:rPr>
+              <w:t>Восстание Булавина → Связано с беглыми крестьянами, казаками и контролем государства</w:t>
+            </w:r>
+          </w:p>
+          <w:p>
+            <w:r>
+              <w:rPr>
+                <w:b/>
+                <w:color w:val="008000"/>
+                <w:sz w:val="22"/>
+              </w:rPr>
+              <w:t>Полтавская битва → Крупная победа русской армии над шведами</w:t>
+            </w:r>
+          </w:p>
+        </w:tc>
+      </w:tr>
+      <w:tr>
+        <w:tc>
+          <w:tcPr>
+            <w:tcW w:type="dxa" w:w="3120"/>
+            <w:tcW w:w="500" w:type="dxa"/>
+          </w:tcPr>
+          <w:p>
+            <w:pPr>
+              <w:jc w:val="center"/>
+            </w:pPr>
+            <w:r>
+              <w:rPr>
+                <w:sz w:val="22"/>
+              </w:rPr>
+              <w:t>49</w:t>
+            </w:r>
+          </w:p>
+        </w:tc>
+        <w:tc>
+          <w:tcPr>
+            <w:tcW w:type="dxa" w:w="3120"/>
+            <w:tcW w:w="6060" w:type="dxa"/>
+          </w:tcPr>
+          <w:p>
+            <w:r>
+              <w:rPr>
+                <w:sz w:val="20"/>
+              </w:rPr>
+              <w:t>Сопоставьте документ или издание с его значением.</w:t>
+            </w:r>
+          </w:p>
+        </w:tc>
+        <w:tc>
+          <w:tcPr>
+            <w:tcW w:type="dxa" w:w="3120"/>
+            <w:tcW w:w="2800" w:type="dxa"/>
+          </w:tcPr>
+          <w:p>
+            <w:r>
+              <w:rPr>
+                <w:b/>
+                <w:color w:val="008000"/>
+                <w:sz w:val="22"/>
+              </w:rPr>
+              <w:t>Табель о рангах → Упорядочила систему чинов</w:t>
+            </w:r>
+          </w:p>
+          <w:p>
+            <w:r>
+              <w:rPr>
+                <w:b/>
+                <w:color w:val="008000"/>
+                <w:sz w:val="22"/>
+              </w:rPr>
+              <w:t>Указ о престолонаследии → Дал монарху право назначать наследника</w:t>
+            </w:r>
+          </w:p>
+          <w:p>
+            <w:r>
+              <w:rPr>
+                <w:b/>
+                <w:color w:val="008000"/>
+                <w:sz w:val="22"/>
+              </w:rPr>
+              <w:t>«Ведомости» → Первая русская печатная газета</w:t>
+            </w:r>
+          </w:p>
+          <w:p>
+            <w:r>
+              <w:rPr>
+                <w:b/>
+                <w:color w:val="008000"/>
+                <w:sz w:val="22"/>
+              </w:rPr>
+              <w:t>Ништадтский мир → Закрепил победу России в Северной войне</w:t>
+            </w:r>
+          </w:p>
+        </w:tc>
+      </w:tr>
+      <w:tr>
+        <w:tc>
+          <w:tcPr>
+            <w:tcW w:type="dxa" w:w="3120"/>
+            <w:tcW w:w="500" w:type="dxa"/>
+          </w:tcPr>
+          <w:p>
+            <w:pPr>
+              <w:jc w:val="center"/>
+            </w:pPr>
+            <w:r>
+              <w:rPr>
+                <w:sz w:val="22"/>
+              </w:rPr>
+              <w:t>50</w:t>
+            </w:r>
+          </w:p>
+        </w:tc>
+        <w:tc>
+          <w:tcPr>
+            <w:tcW w:type="dxa" w:w="3120"/>
+            <w:tcW w:w="6060" w:type="dxa"/>
+          </w:tcPr>
+          <w:p>
+            <w:r>
+              <w:rPr>
+                <w:sz w:val="20"/>
+              </w:rPr>
+              <w:t>Сопоставьте причину и следствие в системе петровских реформ.</w:t>
+            </w:r>
+          </w:p>
+        </w:tc>
+        <w:tc>
+          <w:tcPr>
+            <w:tcW w:type="dxa" w:w="3120"/>
+            <w:tcW w:w="2800" w:type="dxa"/>
+          </w:tcPr>
+          <w:p>
+            <w:r>
+              <w:rPr>
+                <w:b/>
+                <w:color w:val="008000"/>
+                <w:sz w:val="22"/>
+              </w:rPr>
+              <w:t>Северная война → Потребовала сильной армии и флота</w:t>
+            </w:r>
+          </w:p>
+          <w:p>
+            <w:r>
+              <w:rPr>
+                <w:b/>
+                <w:color w:val="008000"/>
+                <w:sz w:val="22"/>
+              </w:rPr>
+              <w:t>Армия и флот → Потребовали налогов, заводов и специалистов</w:t>
+            </w:r>
+          </w:p>
+          <w:p>
+            <w:r>
+              <w:rPr>
+                <w:b/>
+                <w:color w:val="008000"/>
+                <w:sz w:val="22"/>
+              </w:rPr>
+              <w:t>Налоги → Потребовали переписей и контроля над населением</w:t>
+            </w:r>
+          </w:p>
+          <w:p>
+            <w:r>
+              <w:rPr>
+                <w:b/>
+                <w:color w:val="008000"/>
+                <w:sz w:val="22"/>
+              </w:rPr>
+              <w:t>Новые органы управления → Потребовали чиновников и системы подготовки</w:t>
             </w:r>
           </w:p>
         </w:tc>
